--- a/src/Tests/Inputs/agendas-minutes/13/input.docx
+++ b/src/Tests/Inputs/agendas-minutes/13/input.docx
@@ -1,6 +1,6 @@
 
 <file path=word/document.xml><?xml version="1.0" encoding="utf-8"?>
-<w:document xmlns:wpc="http://schemas.microsoft.com/office/word/2010/wordprocessingCanvas" xmlns:cx="http://schemas.microsoft.com/office/drawing/2014/chartex" xmlns:cx1="http://schemas.microsoft.com/office/drawing/2015/9/8/chartex" xmlns:cx2="http://schemas.microsoft.com/office/drawing/2015/10/21/chartex" xmlns:cx3="http://schemas.microsoft.com/office/drawing/2016/5/9/chartex" xmlns:cx4="http://schemas.microsoft.com/office/drawing/2016/5/10/chartex" xmlns:cx5="http://schemas.microsoft.com/office/drawing/2016/5/11/chartex" xmlns:cx6="http://schemas.microsoft.com/office/drawing/2016/5/12/chartex" xmlns:cx7="http://schemas.microsoft.com/office/drawing/2016/5/13/chartex" xmlns:cx8="http://schemas.microsoft.com/office/drawing/2016/5/14/chartex" xmlns:mc="http://schemas.openxmlformats.org/markup-compatibility/2006" xmlns:aink="http://schemas.microsoft.com/office/drawing/2016/ink" xmlns:am3d="http://schemas.microsoft.com/office/drawing/2017/model3d" xmlns:o="urn:schemas-microsoft-com:office:office" xmlns:oel="http://schemas.microsoft.com/office/2019/extlst" xmlns:r="http://schemas.openxmlformats.org/officeDocument/2006/relationships" xmlns:m="http://schemas.openxmlformats.org/officeDocument/2006/math" xmlns:v="urn:schemas-microsoft-com:vml" xmlns:wp14="http://schemas.microsoft.com/office/word/2010/wordprocessingDrawing" xmlns:wp="http://schemas.openxmlformats.org/drawingml/2006/wordprocessingDrawing" xmlns:w10="urn:schemas-microsoft-com:office:word" xmlns:w="http://schemas.openxmlformats.org/wordprocessingml/2006/main" xmlns:w14="http://schemas.microsoft.com/office/word/2010/wordml" xmlns:w15="http://schemas.microsoft.com/office/word/2012/wordml" xmlns:w16cex="http://schemas.microsoft.com/office/word/2018/wordml/cex" xmlns:w16cid="http://schemas.microsoft.com/office/word/2016/wordml/cid" xmlns:w16="http://schemas.microsoft.com/office/word/2018/wordml" xmlns:w16du="http://schemas.microsoft.com/office/word/2023/wordml/word16du" xmlns:w16sdtdh="http://schemas.microsoft.com/office/word/2020/wordml/sdtdatahash" xmlns:w16se="http://schemas.microsoft.com/office/word/2015/wordml/symex" xmlns:wpg="http://schemas.microsoft.com/office/word/2010/wordprocessingGroup" xmlns:wpi="http://schemas.microsoft.com/office/word/2010/wordprocessingInk" xmlns:wne="http://schemas.microsoft.com/office/word/2006/wordml" xmlns:wps="http://schemas.microsoft.com/office/word/2010/wordprocessingShape" mc:Ignorable="w14 w15 w16se w16cid w16 w16cex w16sdtdh wp14">
+<w:document xmlns:a="http://schemas.openxmlformats.org/drawingml/2006/main" xmlns:adec="http://schemas.microsoft.com/office/drawing/2017/decorative" xmlns:pic="http://schemas.openxmlformats.org/drawingml/2006/picture" xmlns:a14="http://schemas.microsoft.com/office/drawing/2010/main" xmlns:asvg="http://schemas.microsoft.com/office/drawing/2016/SVG/main" xmlns:wpc="http://schemas.microsoft.com/office/word/2010/wordprocessingCanvas" xmlns:cx="http://schemas.microsoft.com/office/drawing/2014/chartex" xmlns:cx1="http://schemas.microsoft.com/office/drawing/2015/9/8/chartex" xmlns:cx2="http://schemas.microsoft.com/office/drawing/2015/10/21/chartex" xmlns:cx3="http://schemas.microsoft.com/office/drawing/2016/5/9/chartex" xmlns:cx4="http://schemas.microsoft.com/office/drawing/2016/5/10/chartex" xmlns:cx5="http://schemas.microsoft.com/office/drawing/2016/5/11/chartex" xmlns:cx6="http://schemas.microsoft.com/office/drawing/2016/5/12/chartex" xmlns:cx7="http://schemas.microsoft.com/office/drawing/2016/5/13/chartex" xmlns:cx8="http://schemas.microsoft.com/office/drawing/2016/5/14/chartex" xmlns:mc="http://schemas.openxmlformats.org/markup-compatibility/2006" xmlns:aink="http://schemas.microsoft.com/office/drawing/2016/ink" xmlns:am3d="http://schemas.microsoft.com/office/drawing/2017/model3d" xmlns:o="urn:schemas-microsoft-com:office:office" xmlns:oel="http://schemas.microsoft.com/office/2019/extlst" xmlns:r="http://schemas.openxmlformats.org/officeDocument/2006/relationships" xmlns:m="http://schemas.openxmlformats.org/officeDocument/2006/math" xmlns:v="urn:schemas-microsoft-com:vml" xmlns:wp14="http://schemas.microsoft.com/office/word/2010/wordprocessingDrawing" xmlns:wp="http://schemas.openxmlformats.org/drawingml/2006/wordprocessingDrawing" xmlns:w10="urn:schemas-microsoft-com:office:word" xmlns:w="http://schemas.openxmlformats.org/wordprocessingml/2006/main" xmlns:w14="http://schemas.microsoft.com/office/word/2010/wordml" xmlns:w15="http://schemas.microsoft.com/office/word/2012/wordml" xmlns:w16cex="http://schemas.microsoft.com/office/word/2018/wordml/cex" xmlns:w16cid="http://schemas.microsoft.com/office/word/2016/wordml/cid" xmlns:w16="http://schemas.microsoft.com/office/word/2018/wordml" xmlns:w16du="http://schemas.microsoft.com/office/word/2023/wordml/word16du" xmlns:w16sdtdh="http://schemas.microsoft.com/office/word/2020/wordml/sdtdatahash" xmlns:w16se="http://schemas.microsoft.com/office/word/2015/wordml/symex" xmlns:wpg="http://schemas.microsoft.com/office/word/2010/wordprocessingGroup" xmlns:wpi="http://schemas.microsoft.com/office/word/2010/wordprocessingInk" xmlns:wne="http://schemas.microsoft.com/office/word/2006/wordml" xmlns:wps="http://schemas.microsoft.com/office/word/2010/wordprocessingShape" mc:Ignorable="w14 w15 w16se w16cid w16 w16cex w16sdtdh wp14">
   <w:body>
     <w:p>
       <w:pPr>
@@ -13,7 +13,7 @@
         <mc:AlternateContent>
           <mc:Choice Requires="wps">
             <w:drawing>
-              <wp:anchor distT="0" distB="0" distL="114300" distR="114300" simplePos="0" relativeHeight="251659264" behindDoc="1" locked="1" layoutInCell="1" allowOverlap="1" wp14:anchorId="7421672C" wp14:editId="4574E2D0">
+              <wp:anchor distT="0" distB="0" distL="114300" distR="114300" simplePos="0" relativeHeight="251659264" behindDoc="1" locked="1" layoutInCell="1" allowOverlap="1" wp14:editId="4574E2D0" wp14:anchorId="7421672C">
                 <wp:simplePos x="0" y="0"/>
                 <wp:positionH relativeFrom="column">
                   <wp:posOffset>-822960</wp:posOffset>
@@ -91,7 +91,7 @@
           </mc:Choice>
           <mc:Fallback>
             <w:pict>
-              <v:rect w14:anchorId="4EFC3042" id="Rectangle 1" o:spid="_x0000_s1026" alt="&quot;&quot;" style="position:absolute;margin-left:-64.8pt;margin-top:0;width:612pt;height:11in;z-index:-251657216;visibility:visible;mso-wrap-style:square;mso-width-percent:0;mso-height-percent:0;mso-wrap-distance-left:9pt;mso-wrap-distance-top:0;mso-wrap-distance-right:9pt;mso-wrap-distance-bottom:0;mso-position-horizontal:absolute;mso-position-horizontal-relative:text;mso-position-vertical:absolute;mso-position-vertical-relative:page;mso-width-percent:0;mso-height-percent:0;mso-width-relative:margin;mso-height-relative:margin;v-text-anchor:middle" o:gfxdata="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" fillcolor="#f2f4fb [3209]" stroked="f" strokeweight="1pt">
+              <v:rect id="Rectangle 1" style="position:absolute;margin-left:-64.8pt;margin-top:0;width:612pt;height:11in;z-index:-251657216;visibility:visible;mso-wrap-style:square;mso-width-percent:0;mso-height-percent:0;mso-wrap-distance-left:9pt;mso-wrap-distance-top:0;mso-wrap-distance-right:9pt;mso-wrap-distance-bottom:0;mso-position-horizontal:absolute;mso-position-horizontal-relative:text;mso-position-vertical:absolute;mso-position-vertical-relative:page;mso-width-percent:0;mso-height-percent:0;mso-width-relative:margin;mso-height-relative:margin;v-text-anchor:middle" alt="&quot;&quot;" o:spid="_x0000_s1026" fillcolor="#f2f4fb [3209]" stroked="f" strokeweight="1pt" o:gfxdata="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" w14:anchorId="4EFC3042">
                 <o:lock v:ext="edit" aspectratio="t"/>
                 <w10:wrap anchory="page"/>
                 <w10:anchorlock/>
@@ -105,7 +105,7 @@
       <w:tblPr>
         <w:tblW w:w="9630" w:type="dxa"/>
         <w:tblBorders>
-          <w:bottom w:val="single" w:sz="24" w:space="0" w:color="ABBAF7" w:themeColor="accent3" w:themeTint="99"/>
+          <w:bottom w:val="single" w:color="ABBAF7" w:themeColor="accent3" w:themeTint="99" w:sz="24" w:space="0"/>
         </w:tblBorders>
         <w:tblLook w:val="04A0" w:firstRow="1" w:lastRow="0" w:firstColumn="1" w:lastColumn="0" w:noHBand="0" w:noVBand="1"/>
       </w:tblPr>
@@ -240,12 +240,12 @@
       <w:tblPr>
         <w:tblW w:w="9625" w:type="dxa"/>
         <w:tblBorders>
-          <w:top w:val="single" w:sz="4" w:space="0" w:color="748DF3" w:themeColor="accent3"/>
-          <w:left w:val="single" w:sz="4" w:space="0" w:color="748DF3" w:themeColor="accent3"/>
-          <w:bottom w:val="single" w:sz="4" w:space="0" w:color="748DF3" w:themeColor="accent3"/>
-          <w:right w:val="single" w:sz="4" w:space="0" w:color="748DF3" w:themeColor="accent3"/>
-          <w:insideH w:val="single" w:sz="4" w:space="0" w:color="748DF3" w:themeColor="accent3"/>
-          <w:insideV w:val="single" w:sz="4" w:space="0" w:color="748DF3" w:themeColor="accent3"/>
+          <w:top w:val="single" w:color="748DF3" w:themeColor="accent3" w:sz="4" w:space="0"/>
+          <w:left w:val="single" w:color="748DF3" w:themeColor="accent3" w:sz="4" w:space="0"/>
+          <w:bottom w:val="single" w:color="748DF3" w:themeColor="accent3" w:sz="4" w:space="0"/>
+          <w:right w:val="single" w:color="748DF3" w:themeColor="accent3" w:sz="4" w:space="0"/>
+          <w:insideH w:val="single" w:color="748DF3" w:themeColor="accent3" w:sz="4" w:space="0"/>
+          <w:insideV w:val="single" w:color="748DF3" w:themeColor="accent3" w:sz="4" w:space="0"/>
         </w:tblBorders>
         <w:tblLook w:val="0600" w:firstRow="0" w:lastRow="0" w:firstColumn="0" w:lastColumn="0" w:noHBand="1" w:noVBand="1"/>
       </w:tblPr>
@@ -454,12 +454,12 @@
       <w:tblPr>
         <w:tblW w:w="0" w:type="auto"/>
         <w:tblBorders>
-          <w:top w:val="single" w:sz="4" w:space="0" w:color="748DF3" w:themeColor="accent3"/>
-          <w:left w:val="single" w:sz="4" w:space="0" w:color="748DF3" w:themeColor="accent3"/>
-          <w:bottom w:val="single" w:sz="4" w:space="0" w:color="748DF3" w:themeColor="accent3"/>
-          <w:right w:val="single" w:sz="4" w:space="0" w:color="748DF3" w:themeColor="accent3"/>
-          <w:insideH w:val="single" w:sz="4" w:space="0" w:color="748DF3" w:themeColor="accent3"/>
-          <w:insideV w:val="single" w:sz="4" w:space="0" w:color="748DF3" w:themeColor="accent3"/>
+          <w:top w:val="single" w:color="748DF3" w:themeColor="accent3" w:sz="4" w:space="0"/>
+          <w:left w:val="single" w:color="748DF3" w:themeColor="accent3" w:sz="4" w:space="0"/>
+          <w:bottom w:val="single" w:color="748DF3" w:themeColor="accent3" w:sz="4" w:space="0"/>
+          <w:right w:val="single" w:color="748DF3" w:themeColor="accent3" w:sz="4" w:space="0"/>
+          <w:insideH w:val="single" w:color="748DF3" w:themeColor="accent3" w:sz="4" w:space="0"/>
+          <w:insideV w:val="single" w:color="748DF3" w:themeColor="accent3" w:sz="4" w:space="0"/>
         </w:tblBorders>
         <w:tblLook w:val="0600" w:firstRow="0" w:lastRow="0" w:firstColumn="0" w:lastColumn="0" w:noHBand="1" w:noVBand="1"/>
       </w:tblPr>
@@ -754,12 +754,12 @@
       <w:tblPr>
         <w:tblW w:w="5000" w:type="pct"/>
         <w:tblBorders>
-          <w:top w:val="single" w:sz="4" w:space="0" w:color="748DF3" w:themeColor="accent3"/>
-          <w:left w:val="single" w:sz="4" w:space="0" w:color="748DF3" w:themeColor="accent3"/>
-          <w:bottom w:val="single" w:sz="4" w:space="0" w:color="748DF3" w:themeColor="accent3"/>
-          <w:right w:val="single" w:sz="4" w:space="0" w:color="748DF3" w:themeColor="accent3"/>
-          <w:insideH w:val="single" w:sz="4" w:space="0" w:color="748DF3" w:themeColor="accent3"/>
-          <w:insideV w:val="single" w:sz="4" w:space="0" w:color="748DF3" w:themeColor="accent3"/>
+          <w:top w:val="single" w:color="748DF3" w:themeColor="accent3" w:sz="4" w:space="0"/>
+          <w:left w:val="single" w:color="748DF3" w:themeColor="accent3" w:sz="4" w:space="0"/>
+          <w:bottom w:val="single" w:color="748DF3" w:themeColor="accent3" w:sz="4" w:space="0"/>
+          <w:right w:val="single" w:color="748DF3" w:themeColor="accent3" w:sz="4" w:space="0"/>
+          <w:insideH w:val="single" w:color="748DF3" w:themeColor="accent3" w:sz="4" w:space="0"/>
+          <w:insideV w:val="single" w:color="748DF3" w:themeColor="accent3" w:sz="4" w:space="0"/>
         </w:tblBorders>
         <w:tblLayout w:type="fixed"/>
         <w:tblLook w:val="0620" w:firstRow="1" w:lastRow="0" w:firstColumn="0" w:lastColumn="0" w:noHBand="1" w:noVBand="1"/>

--- a/src/Tests/Inputs/agendas-minutes/13/input.docx
+++ b/src/Tests/Inputs/agendas-minutes/13/input.docx
@@ -3343,2877 +3343,6 @@
 </w:webSettings>
 </file>
 
-<file path=word/glossary/document.xml><?xml version="1.0" encoding="utf-8"?>
-<w:glossaryDocument xmlns:wpc="http://schemas.microsoft.com/office/word/2010/wordprocessingCanvas" xmlns:cx="http://schemas.microsoft.com/office/drawing/2014/chartex" xmlns:cx1="http://schemas.microsoft.com/office/drawing/2015/9/8/chartex" xmlns:cx2="http://schemas.microsoft.com/office/drawing/2015/10/21/chartex" xmlns:cx3="http://schemas.microsoft.com/office/drawing/2016/5/9/chartex" xmlns:cx4="http://schemas.microsoft.com/office/drawing/2016/5/10/chartex" xmlns:cx5="http://schemas.microsoft.com/office/drawing/2016/5/11/chartex" xmlns:cx6="http://schemas.microsoft.com/office/drawing/2016/5/12/chartex" xmlns:cx7="http://schemas.microsoft.com/office/drawing/2016/5/13/chartex" xmlns:cx8="http://schemas.microsoft.com/office/drawing/2016/5/14/chartex" xmlns:mc="http://schemas.openxmlformats.org/markup-compatibility/2006" xmlns:aink="http://schemas.microsoft.com/office/drawing/2016/ink" xmlns:am3d="http://schemas.microsoft.com/office/drawing/2017/model3d" xmlns:o="urn:schemas-microsoft-com:office:office" xmlns:oel="http://schemas.microsoft.com/office/2019/extlst" xmlns:r="http://schemas.openxmlformats.org/officeDocument/2006/relationships" xmlns:m="http://schemas.openxmlformats.org/officeDocument/2006/math" xmlns:v="urn:schemas-microsoft-com:vml" xmlns:wp14="http://schemas.microsoft.com/office/word/2010/wordprocessingDrawing" xmlns:wp="http://schemas.openxmlformats.org/drawingml/2006/wordprocessingDrawing" xmlns:w10="urn:schemas-microsoft-com:office:word" xmlns:w="http://schemas.openxmlformats.org/wordprocessingml/2006/main" xmlns:w14="http://schemas.microsoft.com/office/word/2010/wordml" xmlns:w15="http://schemas.microsoft.com/office/word/2012/wordml" xmlns:w16cex="http://schemas.microsoft.com/office/word/2018/wordml/cex" xmlns:w16cid="http://schemas.microsoft.com/office/word/2016/wordml/cid" xmlns:w16="http://schemas.microsoft.com/office/word/2018/wordml" xmlns:w16du="http://schemas.microsoft.com/office/word/2023/wordml/word16du" xmlns:w16sdtdh="http://schemas.microsoft.com/office/word/2020/wordml/sdtdatahash" xmlns:w16se="http://schemas.microsoft.com/office/word/2015/wordml/symex" xmlns:wpg="http://schemas.microsoft.com/office/word/2010/wordprocessingGroup" xmlns:wpi="http://schemas.microsoft.com/office/word/2010/wordprocessingInk" xmlns:wne="http://schemas.microsoft.com/office/word/2006/wordml" xmlns:wps="http://schemas.microsoft.com/office/word/2010/wordprocessingShape" mc:Ignorable="w14 w15 w16se w16cid w16 w16cex w16sdtdh wp14">
-  <w:docParts>
-    <w:docPart>
-      <w:docPartPr>
-        <w:name w:val="FC358C154D03694FA767BC095B4E0F82"/>
-        <w:category>
-          <w:name w:val="General"/>
-          <w:gallery w:val="placeholder"/>
-        </w:category>
-        <w:types>
-          <w:type w:val="bbPlcHdr"/>
-        </w:types>
-        <w:behaviors>
-          <w:behavior w:val="content"/>
-        </w:behaviors>
-        <w:guid w:val="{FC018146-178E-5743-BDF5-08F3BE8CEB8B}"/>
-      </w:docPartPr>
-      <w:docPartBody>
-        <w:p>
-          <w:pPr>
-            <w:pStyle w:val="FC358C154D03694FA767BC095B4E0F82"/>
-          </w:pPr>
-          <w:r>
-            <w:t>Time</w:t>
-          </w:r>
-        </w:p>
-      </w:docPartBody>
-    </w:docPart>
-    <w:docPart>
-      <w:docPartPr>
-        <w:name w:val="DCB2BC7535947249B57FAC46A4A4E149"/>
-        <w:category>
-          <w:name w:val="General"/>
-          <w:gallery w:val="placeholder"/>
-        </w:category>
-        <w:types>
-          <w:type w:val="bbPlcHdr"/>
-        </w:types>
-        <w:behaviors>
-          <w:behavior w:val="content"/>
-        </w:behaviors>
-        <w:guid w:val="{774F9D6F-626D-B94D-B58F-9391A112850D}"/>
-      </w:docPartPr>
-      <w:docPartBody>
-        <w:p>
-          <w:pPr>
-            <w:pStyle w:val="DCB2BC7535947249B57FAC46A4A4E1491"/>
-          </w:pPr>
-          <w:r>
-            <w:rPr>
-              <w:rStyle w:val="Heading1Char"/>
-            </w:rPr>
-            <w:t>Item</w:t>
-          </w:r>
-        </w:p>
-      </w:docPartBody>
-    </w:docPart>
-    <w:docPart>
-      <w:docPartPr>
-        <w:name w:val="46EC5A82B9B8684FA9BDDCB47165BFFA"/>
-        <w:category>
-          <w:name w:val="General"/>
-          <w:gallery w:val="placeholder"/>
-        </w:category>
-        <w:types>
-          <w:type w:val="bbPlcHdr"/>
-        </w:types>
-        <w:behaviors>
-          <w:behavior w:val="content"/>
-        </w:behaviors>
-        <w:guid w:val="{DA406CBD-E613-8147-BD54-028E2905DBC1}"/>
-      </w:docPartPr>
-      <w:docPartBody>
-        <w:p>
-          <w:pPr>
-            <w:pStyle w:val="46EC5A82B9B8684FA9BDDCB47165BFFA1"/>
-          </w:pPr>
-          <w:r>
-            <w:rPr>
-              <w:rStyle w:val="Heading1Char"/>
-            </w:rPr>
-            <w:t>Owner</w:t>
-          </w:r>
-        </w:p>
-      </w:docPartBody>
-    </w:docPart>
-    <w:docPart>
-      <w:docPartPr>
-        <w:name w:val="817BEB66B7BF5241BF5704C44B26B94B"/>
-        <w:category>
-          <w:name w:val="General"/>
-          <w:gallery w:val="placeholder"/>
-        </w:category>
-        <w:types>
-          <w:type w:val="bbPlcHdr"/>
-        </w:types>
-        <w:behaviors>
-          <w:behavior w:val="content"/>
-        </w:behaviors>
-        <w:guid w:val="{880286AC-2907-8149-A9C6-F28D36340D23}"/>
-      </w:docPartPr>
-      <w:docPartBody>
-        <w:p>
-          <w:pPr>
-            <w:pStyle w:val="817BEB66B7BF5241BF5704C44B26B94B"/>
-          </w:pPr>
-          <w:r>
-            <w:t>Welcome</w:t>
-          </w:r>
-        </w:p>
-      </w:docPartBody>
-    </w:docPart>
-    <w:docPart>
-      <w:docPartPr>
-        <w:name w:val="691274B58E60754C9FDF41FF784391B9"/>
-        <w:category>
-          <w:name w:val="General"/>
-          <w:gallery w:val="placeholder"/>
-        </w:category>
-        <w:types>
-          <w:type w:val="bbPlcHdr"/>
-        </w:types>
-        <w:behaviors>
-          <w:behavior w:val="content"/>
-        </w:behaviors>
-        <w:guid w:val="{FCFFA31F-779C-0842-BAF3-BCD7D9815B07}"/>
-      </w:docPartPr>
-      <w:docPartBody>
-        <w:p>
-          <w:pPr>
-            <w:pStyle w:val="691274B58E60754C9FDF41FF784391B9"/>
-          </w:pPr>
-          <w:r>
-            <w:t>Old business and approval of last meeting’s minutes</w:t>
-          </w:r>
-        </w:p>
-      </w:docPartBody>
-    </w:docPart>
-    <w:docPart>
-      <w:docPartPr>
-        <w:name w:val="3BFE2923B1B6B64199D5F7AD9462EBA3"/>
-        <w:category>
-          <w:name w:val="General"/>
-          <w:gallery w:val="placeholder"/>
-        </w:category>
-        <w:types>
-          <w:type w:val="bbPlcHdr"/>
-        </w:types>
-        <w:behaviors>
-          <w:behavior w:val="content"/>
-        </w:behaviors>
-        <w:guid w:val="{F8DE3AC9-07B6-764C-A15F-76B34C12637F}"/>
-      </w:docPartPr>
-      <w:docPartBody>
-        <w:p>
-          <w:pPr>
-            <w:pStyle w:val="3BFE2923B1B6B64199D5F7AD9462EBA3"/>
-          </w:pPr>
-          <w:r>
-            <w:t>Announcements</w:t>
-          </w:r>
-        </w:p>
-      </w:docPartBody>
-    </w:docPart>
-    <w:docPart>
-      <w:docPartPr>
-        <w:name w:val="A2567AFF336E174CABA4DD79BB171258"/>
-        <w:category>
-          <w:name w:val="General"/>
-          <w:gallery w:val="placeholder"/>
-        </w:category>
-        <w:types>
-          <w:type w:val="bbPlcHdr"/>
-        </w:types>
-        <w:behaviors>
-          <w:behavior w:val="content"/>
-        </w:behaviors>
-        <w:guid w:val="{160B4A18-2F13-254D-82C7-EA7B9105DAF6}"/>
-      </w:docPartPr>
-      <w:docPartBody>
-        <w:p>
-          <w:pPr>
-            <w:pStyle w:val="A2567AFF336E174CABA4DD79BB171258"/>
-          </w:pPr>
-          <w:r>
-            <w:t>Adjournment</w:t>
-          </w:r>
-        </w:p>
-      </w:docPartBody>
-    </w:docPart>
-    <w:docPart>
-      <w:docPartPr>
-        <w:name w:val="A04C060E3C134C1FA11E211D57CD6FBE"/>
-        <w:category>
-          <w:name w:val="General"/>
-          <w:gallery w:val="placeholder"/>
-        </w:category>
-        <w:types>
-          <w:type w:val="bbPlcHdr"/>
-        </w:types>
-        <w:behaviors>
-          <w:behavior w:val="content"/>
-        </w:behaviors>
-        <w:guid w:val="{5A0B358B-7E91-4331-A16D-D328A50F84ED}"/>
-      </w:docPartPr>
-      <w:docPartBody>
-        <w:p>
-          <w:pPr>
-            <w:pStyle w:val="A04C060E3C134C1FA11E211D57CD6FBE"/>
-          </w:pPr>
-          <w:r>
-            <w:t>Vote on final charity auction items</w:t>
-          </w:r>
-        </w:p>
-      </w:docPartBody>
-    </w:docPart>
-    <w:docPart>
-      <w:docPartPr>
-        <w:name w:val="70CF8C987283412BB0AF8D28BCC97CFB"/>
-        <w:category>
-          <w:name w:val="General"/>
-          <w:gallery w:val="placeholder"/>
-        </w:category>
-        <w:types>
-          <w:type w:val="bbPlcHdr"/>
-        </w:types>
-        <w:behaviors>
-          <w:behavior w:val="content"/>
-        </w:behaviors>
-        <w:guid w:val="{4A20AA7E-0435-4AFD-9466-C3B01119AF83}"/>
-      </w:docPartPr>
-      <w:docPartBody>
-        <w:p>
-          <w:pPr>
-            <w:pStyle w:val="70CF8C987283412BB0AF8D28BCC97CFB"/>
-          </w:pPr>
-          <w:r>
-            <w:t>Discuss openings on advisory committees - any response from newsletter?</w:t>
-          </w:r>
-        </w:p>
-      </w:docPartBody>
-    </w:docPart>
-    <w:docPart>
-      <w:docPartPr>
-        <w:name w:val="5C3E4B34DD5949CC819B51B85FD06C2C"/>
-        <w:category>
-          <w:name w:val="General"/>
-          <w:gallery w:val="placeholder"/>
-        </w:category>
-        <w:types>
-          <w:type w:val="bbPlcHdr"/>
-        </w:types>
-        <w:behaviors>
-          <w:behavior w:val="content"/>
-        </w:behaviors>
-        <w:guid w:val="{DD4B65F0-9F01-4B08-ACA1-63D44EF552E0}"/>
-      </w:docPartPr>
-      <w:docPartBody>
-        <w:p>
-          <w:pPr>
-            <w:pStyle w:val="5C3E4B34DD5949CC819B51B85FD06C2C"/>
-          </w:pPr>
-          <w:r>
-            <w:t xml:space="preserve">Vote on proposed </w:t>
-          </w:r>
-          <w:r>
-            <w:t>b</w:t>
-          </w:r>
-          <w:r>
-            <w:t>udget</w:t>
-          </w:r>
-        </w:p>
-      </w:docPartBody>
-    </w:docPart>
-    <w:docPart>
-      <w:docPartPr>
-        <w:name w:val="C46E3B7AEF1243B7A95554097B1270F7"/>
-        <w:category>
-          <w:name w:val="General"/>
-          <w:gallery w:val="placeholder"/>
-        </w:category>
-        <w:types>
-          <w:type w:val="bbPlcHdr"/>
-        </w:types>
-        <w:behaviors>
-          <w:behavior w:val="content"/>
-        </w:behaviors>
-        <w:guid w:val="{3F7A32D4-1CD2-42AB-A86D-915C21CBF19A}"/>
-      </w:docPartPr>
-      <w:docPartBody>
-        <w:p>
-          <w:pPr>
-            <w:pStyle w:val="C46E3B7AEF1243B7A95554097B1270F7"/>
-          </w:pPr>
-          <w:r>
-            <w:t xml:space="preserve">Principal's </w:t>
-          </w:r>
-          <w:r>
-            <w:t>r</w:t>
-          </w:r>
-          <w:r>
-            <w:t>eport</w:t>
-          </w:r>
-        </w:p>
-      </w:docPartBody>
-    </w:docPart>
-    <w:docPart>
-      <w:docPartPr>
-        <w:name w:val="E77A87EAC04B41B39DB9BD6780DAF530"/>
-        <w:category>
-          <w:name w:val="General"/>
-          <w:gallery w:val="placeholder"/>
-        </w:category>
-        <w:types>
-          <w:type w:val="bbPlcHdr"/>
-        </w:types>
-        <w:behaviors>
-          <w:behavior w:val="content"/>
-        </w:behaviors>
-        <w:guid w:val="{0F512058-746F-4C55-8327-91ABB8F456A4}"/>
-      </w:docPartPr>
-      <w:docPartBody>
-        <w:p>
-          <w:pPr>
-            <w:pStyle w:val="E77A87EAC04B41B39DB9BD6780DAF530"/>
-          </w:pPr>
-          <w:r>
-            <w:t>Break</w:t>
-          </w:r>
-        </w:p>
-      </w:docPartBody>
-    </w:docPart>
-    <w:docPart>
-      <w:docPartPr>
-        <w:name w:val="EAEDE320CBFD40AE90FD5784983D1ED2"/>
-        <w:category>
-          <w:name w:val="General"/>
-          <w:gallery w:val="placeholder"/>
-        </w:category>
-        <w:types>
-          <w:type w:val="bbPlcHdr"/>
-        </w:types>
-        <w:behaviors>
-          <w:behavior w:val="content"/>
-        </w:behaviors>
-        <w:guid w:val="{C6679236-DACC-4DF6-9654-38806E706956}"/>
-      </w:docPartPr>
-      <w:docPartBody>
-        <w:p>
-          <w:pPr>
-            <w:pStyle w:val="EAEDE320CBFD40AE90FD5784983D1ED2"/>
-          </w:pPr>
-          <w:r>
-            <w:t>New Business</w:t>
-          </w:r>
-        </w:p>
-      </w:docPartBody>
-    </w:docPart>
-    <w:docPart>
-      <w:docPartPr>
-        <w:name w:val="5DC5C36CD95C4A098294114FAFF2821E"/>
-        <w:category>
-          <w:name w:val="General"/>
-          <w:gallery w:val="placeholder"/>
-        </w:category>
-        <w:types>
-          <w:type w:val="bbPlcHdr"/>
-        </w:types>
-        <w:behaviors>
-          <w:behavior w:val="content"/>
-        </w:behaviors>
-        <w:guid w:val="{DD910547-B881-4753-960F-933B6D9238C5}"/>
-      </w:docPartPr>
-      <w:docPartBody>
-        <w:p>
-          <w:pPr>
-            <w:pStyle w:val="5DC5C36CD95C4A098294114FAFF2821E"/>
-          </w:pPr>
-          <w:r>
-            <w:t>A. Charity auction event planning</w:t>
-          </w:r>
-        </w:p>
-      </w:docPartBody>
-    </w:docPart>
-    <w:docPart>
-      <w:docPartPr>
-        <w:name w:val="B0BD1AC99BA04D3DACF4ACF1E1F2A6E5"/>
-        <w:category>
-          <w:name w:val="General"/>
-          <w:gallery w:val="placeholder"/>
-        </w:category>
-        <w:types>
-          <w:type w:val="bbPlcHdr"/>
-        </w:types>
-        <w:behaviors>
-          <w:behavior w:val="content"/>
-        </w:behaviors>
-        <w:guid w:val="{460E071E-06B6-4BAC-9C2B-B3375125047E}"/>
-      </w:docPartPr>
-      <w:docPartBody>
-        <w:p>
-          <w:pPr>
-            <w:pStyle w:val="B0BD1AC99BA04D3DACF4ACF1E1F2A6E5"/>
-          </w:pPr>
-          <w:r>
-            <w:t>B. Parent Education Programs</w:t>
-          </w:r>
-        </w:p>
-      </w:docPartBody>
-    </w:docPart>
-    <w:docPart>
-      <w:docPartPr>
-        <w:name w:val="24AE25EF64BC452BA1A3F907A6EE66C7"/>
-        <w:category>
-          <w:name w:val="General"/>
-          <w:gallery w:val="placeholder"/>
-        </w:category>
-        <w:types>
-          <w:type w:val="bbPlcHdr"/>
-        </w:types>
-        <w:behaviors>
-          <w:behavior w:val="content"/>
-        </w:behaviors>
-        <w:guid w:val="{6A2D20EC-71DF-467B-8683-294F2316C837}"/>
-      </w:docPartPr>
-      <w:docPartBody>
-        <w:p>
-          <w:pPr>
-            <w:pStyle w:val="24AE25EF64BC452BA1A3F907A6EE66C7"/>
-          </w:pPr>
-          <w:r>
-            <w:t>C. Teacher grants application process</w:t>
-          </w:r>
-        </w:p>
-      </w:docPartBody>
-    </w:docPart>
-    <w:docPart>
-      <w:docPartPr>
-        <w:name w:val="862EF49BA12E4DF09B0E2E6723B152BC"/>
-        <w:category>
-          <w:name w:val="General"/>
-          <w:gallery w:val="placeholder"/>
-        </w:category>
-        <w:types>
-          <w:type w:val="bbPlcHdr"/>
-        </w:types>
-        <w:behaviors>
-          <w:behavior w:val="content"/>
-        </w:behaviors>
-        <w:guid w:val="{87896BE4-0D18-4704-BE2F-5F6BF9DE1F95}"/>
-      </w:docPartPr>
-      <w:docPartBody>
-        <w:p>
-          <w:pPr>
-            <w:pStyle w:val="862EF49BA12E4DF09B0E2E6723B152BC"/>
-          </w:pPr>
-          <w:r>
-            <w:t>Balsam Elementary</w:t>
-          </w:r>
-        </w:p>
-      </w:docPartBody>
-    </w:docPart>
-    <w:docPart>
-      <w:docPartPr>
-        <w:name w:val="52B157D705154F53AB218AEAA712AD1E"/>
-        <w:category>
-          <w:name w:val="General"/>
-          <w:gallery w:val="placeholder"/>
-        </w:category>
-        <w:types>
-          <w:type w:val="bbPlcHdr"/>
-        </w:types>
-        <w:behaviors>
-          <w:behavior w:val="content"/>
-        </w:behaviors>
-        <w:guid w:val="{13E0CAF0-8CC0-4B9F-A90B-0B0246CA12C3}"/>
-      </w:docPartPr>
-      <w:docPartBody>
-        <w:p>
-          <w:pPr>
-            <w:pStyle w:val="52B157D705154F53AB218AEAA712AD1E"/>
-          </w:pPr>
-          <w:r>
-            <w:t>pTA meeting - charity auction PLANning</w:t>
-          </w:r>
-        </w:p>
-      </w:docPartBody>
-    </w:docPart>
-    <w:docPart>
-      <w:docPartPr>
-        <w:name w:val="AC45086EB6754590845FAAC30890EF90"/>
-        <w:category>
-          <w:name w:val="General"/>
-          <w:gallery w:val="placeholder"/>
-        </w:category>
-        <w:types>
-          <w:type w:val="bbPlcHdr"/>
-        </w:types>
-        <w:behaviors>
-          <w:behavior w:val="content"/>
-        </w:behaviors>
-        <w:guid w:val="{8508C7F9-26DC-41FC-97F8-1ABF13AC50EF}"/>
-      </w:docPartPr>
-      <w:docPartBody>
-        <w:p>
-          <w:pPr>
-            <w:pStyle w:val="AC45086EB6754590845FAAC30890EF90"/>
-          </w:pPr>
-          <w:r>
-            <w:t>Date</w:t>
-          </w:r>
-        </w:p>
-      </w:docPartBody>
-    </w:docPart>
-    <w:docPart>
-      <w:docPartPr>
-        <w:name w:val="0F6D8C4300534777B8E638CD90555631"/>
-        <w:category>
-          <w:name w:val="General"/>
-          <w:gallery w:val="placeholder"/>
-        </w:category>
-        <w:types>
-          <w:type w:val="bbPlcHdr"/>
-        </w:types>
-        <w:behaviors>
-          <w:behavior w:val="content"/>
-        </w:behaviors>
-        <w:guid w:val="{74F78F05-A4FB-4322-8845-00176BCD34F9}"/>
-      </w:docPartPr>
-      <w:docPartBody>
-        <w:p>
-          <w:pPr>
-            <w:pStyle w:val="0F6D8C4300534777B8E638CD90555631"/>
-          </w:pPr>
-          <w:r>
-            <w:t>Time</w:t>
-          </w:r>
-        </w:p>
-      </w:docPartBody>
-    </w:docPart>
-    <w:docPart>
-      <w:docPartPr>
-        <w:name w:val="AD3717F7C41942E2A9DE46955B12BF77"/>
-        <w:category>
-          <w:name w:val="General"/>
-          <w:gallery w:val="placeholder"/>
-        </w:category>
-        <w:types>
-          <w:type w:val="bbPlcHdr"/>
-        </w:types>
-        <w:behaviors>
-          <w:behavior w:val="content"/>
-        </w:behaviors>
-        <w:guid w:val="{9F246D33-B714-4DAC-A23C-8859B7D3B2DE}"/>
-      </w:docPartPr>
-      <w:docPartBody>
-        <w:p>
-          <w:pPr>
-            <w:pStyle w:val="AD3717F7C41942E2A9DE46955B12BF77"/>
-          </w:pPr>
-          <w:r>
-            <w:t>Facilitator</w:t>
-          </w:r>
-        </w:p>
-      </w:docPartBody>
-    </w:docPart>
-    <w:docPart>
-      <w:docPartPr>
-        <w:name w:val="D35C988FC2A6454AB2C5E6069F59E058"/>
-        <w:category>
-          <w:name w:val="General"/>
-          <w:gallery w:val="placeholder"/>
-        </w:category>
-        <w:types>
-          <w:type w:val="bbPlcHdr"/>
-        </w:types>
-        <w:behaviors>
-          <w:behavior w:val="content"/>
-        </w:behaviors>
-        <w:guid w:val="{2F3082A8-A7E6-4309-9399-230278C79098}"/>
-      </w:docPartPr>
-      <w:docPartBody>
-        <w:p>
-          <w:pPr>
-            <w:pStyle w:val="D35C988FC2A6454AB2C5E6069F59E058"/>
-          </w:pPr>
-          <w:r>
-            <w:t>March 14th</w:t>
-          </w:r>
-        </w:p>
-      </w:docPartBody>
-    </w:docPart>
-    <w:docPart>
-      <w:docPartPr>
-        <w:name w:val="B2A8F6C6C43847BB9433791A353491CD"/>
-        <w:category>
-          <w:name w:val="General"/>
-          <w:gallery w:val="placeholder"/>
-        </w:category>
-        <w:types>
-          <w:type w:val="bbPlcHdr"/>
-        </w:types>
-        <w:behaviors>
-          <w:behavior w:val="content"/>
-        </w:behaviors>
-        <w:guid w:val="{D55D1A0C-965B-4DB6-9848-CE4CD3F9B355}"/>
-      </w:docPartPr>
-      <w:docPartBody>
-        <w:p>
-          <w:pPr>
-            <w:pStyle w:val="B2A8F6C6C43847BB9433791A353491CD"/>
-          </w:pPr>
-          <w:r>
-            <w:t>11:</w:t>
-          </w:r>
-          <w:r>
-            <w:t>3</w:t>
-          </w:r>
-          <w:r>
-            <w:t>0 AM</w:t>
-          </w:r>
-        </w:p>
-      </w:docPartBody>
-    </w:docPart>
-    <w:docPart>
-      <w:docPartPr>
-        <w:name w:val="F2D1DE0B314842709C2FB779AAC2E589"/>
-        <w:category>
-          <w:name w:val="General"/>
-          <w:gallery w:val="placeholder"/>
-        </w:category>
-        <w:types>
-          <w:type w:val="bbPlcHdr"/>
-        </w:types>
-        <w:behaviors>
-          <w:behavior w:val="content"/>
-        </w:behaviors>
-        <w:guid w:val="{C3E92CC2-D01A-4232-BC44-06B7846C0B11}"/>
-      </w:docPartPr>
-      <w:docPartBody>
-        <w:p>
-          <w:pPr>
-            <w:pStyle w:val="F2D1DE0B314842709C2FB779AAC2E589"/>
-          </w:pPr>
-          <w:r>
-            <w:t>Graham Barnes</w:t>
-          </w:r>
-        </w:p>
-      </w:docPartBody>
-    </w:docPart>
-    <w:docPart>
-      <w:docPartPr>
-        <w:name w:val="CCD0395333B946BC836AF2C2B38E5961"/>
-        <w:category>
-          <w:name w:val="General"/>
-          <w:gallery w:val="placeholder"/>
-        </w:category>
-        <w:types>
-          <w:type w:val="bbPlcHdr"/>
-        </w:types>
-        <w:behaviors>
-          <w:behavior w:val="content"/>
-        </w:behaviors>
-        <w:guid w:val="{6EE28B50-7298-4AB9-8B45-D6BA01DD5794}"/>
-      </w:docPartPr>
-      <w:docPartBody>
-        <w:p>
-          <w:pPr>
-            <w:pStyle w:val="CCD0395333B946BC836AF2C2B38E5961"/>
-          </w:pPr>
-          <w:r>
-            <w:t>Takuma Hayashi</w:t>
-          </w:r>
-        </w:p>
-      </w:docPartBody>
-    </w:docPart>
-    <w:docPart>
-      <w:docPartPr>
-        <w:name w:val="B48F9983805B46779E34BB33EBD07088"/>
-        <w:category>
-          <w:name w:val="General"/>
-          <w:gallery w:val="placeholder"/>
-        </w:category>
-        <w:types>
-          <w:type w:val="bbPlcHdr"/>
-        </w:types>
-        <w:behaviors>
-          <w:behavior w:val="content"/>
-        </w:behaviors>
-        <w:guid w:val="{5252EB36-13E4-4241-944A-34869137AE93}"/>
-      </w:docPartPr>
-      <w:docPartBody>
-        <w:p>
-          <w:pPr>
-            <w:pStyle w:val="B48F9983805B46779E34BB33EBD07088"/>
-          </w:pPr>
-          <w:r>
-            <w:t>Mirjam Nilsson</w:t>
-          </w:r>
-        </w:p>
-      </w:docPartBody>
-    </w:docPart>
-    <w:docPart>
-      <w:docPartPr>
-        <w:name w:val="E8080CE94F544B21BD7F49B6658DB477"/>
-        <w:category>
-          <w:name w:val="General"/>
-          <w:gallery w:val="placeholder"/>
-        </w:category>
-        <w:types>
-          <w:type w:val="bbPlcHdr"/>
-        </w:types>
-        <w:behaviors>
-          <w:behavior w:val="content"/>
-        </w:behaviors>
-        <w:guid w:val="{B39A5CEA-89FE-4EDC-BA86-393F28D5489D}"/>
-      </w:docPartPr>
-      <w:docPartBody>
-        <w:p>
-          <w:pPr>
-            <w:pStyle w:val="E8080CE94F544B21BD7F49B6658DB477"/>
-          </w:pPr>
-          <w:r>
-            <w:t>Flora Berggren</w:t>
-          </w:r>
-        </w:p>
-      </w:docPartBody>
-    </w:docPart>
-    <w:docPart>
-      <w:docPartPr>
-        <w:name w:val="B7F3B15A850944D2B562F475970EF32E"/>
-        <w:category>
-          <w:name w:val="General"/>
-          <w:gallery w:val="placeholder"/>
-        </w:category>
-        <w:types>
-          <w:type w:val="bbPlcHdr"/>
-        </w:types>
-        <w:behaviors>
-          <w:behavior w:val="content"/>
-        </w:behaviors>
-        <w:guid w:val="{C390EB77-B06C-487F-84F4-8780D25D1DE7}"/>
-      </w:docPartPr>
-      <w:docPartBody>
-        <w:p>
-          <w:pPr>
-            <w:pStyle w:val="B7F3B15A850944D2B562F475970EF32E"/>
-          </w:pPr>
-          <w:r>
-            <w:t>Rajesh Santoshi</w:t>
-          </w:r>
-        </w:p>
-      </w:docPartBody>
-    </w:docPart>
-    <w:docPart>
-      <w:docPartPr>
-        <w:name w:val="462477C5DF2B424ABB3FD5E4A6294B65"/>
-        <w:category>
-          <w:name w:val="General"/>
-          <w:gallery w:val="placeholder"/>
-        </w:category>
-        <w:types>
-          <w:type w:val="bbPlcHdr"/>
-        </w:types>
-        <w:behaviors>
-          <w:behavior w:val="content"/>
-        </w:behaviors>
-        <w:guid w:val="{22E09AB7-79D5-466A-A44A-FCA5228C197E}"/>
-      </w:docPartPr>
-      <w:docPartBody>
-        <w:p>
-          <w:pPr>
-            <w:pStyle w:val="462477C5DF2B424ABB3FD5E4A6294B65"/>
-          </w:pPr>
-          <w:r>
-            <w:t>Robin Kline</w:t>
-          </w:r>
-        </w:p>
-      </w:docPartBody>
-    </w:docPart>
-    <w:docPart>
-      <w:docPartPr>
-        <w:name w:val="B6C594689AFD4114A644FE8774D96F13"/>
-        <w:category>
-          <w:name w:val="General"/>
-          <w:gallery w:val="placeholder"/>
-        </w:category>
-        <w:types>
-          <w:type w:val="bbPlcHdr"/>
-        </w:types>
-        <w:behaviors>
-          <w:behavior w:val="content"/>
-        </w:behaviors>
-        <w:guid w:val="{0EE50514-F72F-407E-B694-AE0702BFB91C}"/>
-      </w:docPartPr>
-      <w:docPartBody>
-        <w:p>
-          <w:pPr>
-            <w:pStyle w:val="B6C594689AFD4114A644FE8774D96F13"/>
-          </w:pPr>
-          <w:r>
-            <w:t>Elizabeth Moore</w:t>
-          </w:r>
-        </w:p>
-      </w:docPartBody>
-    </w:docPart>
-    <w:docPart>
-      <w:docPartPr>
-        <w:name w:val="E6A06EB5AEF04498AB481930C0D4B0F4"/>
-        <w:category>
-          <w:name w:val="General"/>
-          <w:gallery w:val="placeholder"/>
-        </w:category>
-        <w:types>
-          <w:type w:val="bbPlcHdr"/>
-        </w:types>
-        <w:behaviors>
-          <w:behavior w:val="content"/>
-        </w:behaviors>
-        <w:guid w:val="{853C04D2-E49A-4025-9DC4-725EE7625B32}"/>
-      </w:docPartPr>
-      <w:docPartBody>
-        <w:p>
-          <w:pPr>
-            <w:pStyle w:val="E6A06EB5AEF04498AB481930C0D4B0F4"/>
-          </w:pPr>
-          <w:r>
-            <w:t>Rowan Murphy</w:t>
-          </w:r>
-        </w:p>
-      </w:docPartBody>
-    </w:docPart>
-    <w:docPart>
-      <w:docPartPr>
-        <w:name w:val="796E022E232E4C0D8770A106895C280F"/>
-        <w:category>
-          <w:name w:val="General"/>
-          <w:gallery w:val="placeholder"/>
-        </w:category>
-        <w:types>
-          <w:type w:val="bbPlcHdr"/>
-        </w:types>
-        <w:behaviors>
-          <w:behavior w:val="content"/>
-        </w:behaviors>
-        <w:guid w:val="{2221158A-DDE3-4849-98A7-E70A7B192933}"/>
-      </w:docPartPr>
-      <w:docPartBody>
-        <w:p>
-          <w:pPr>
-            <w:pStyle w:val="796E022E232E4C0D8770A106895C280F"/>
-          </w:pPr>
-          <w:r>
-            <w:t>Graham Barnes</w:t>
-          </w:r>
-        </w:p>
-      </w:docPartBody>
-    </w:docPart>
-    <w:docPart>
-      <w:docPartPr>
-        <w:name w:val="D160AA3702D549AEA579C95AE94C24AE"/>
-        <w:category>
-          <w:name w:val="General"/>
-          <w:gallery w:val="placeholder"/>
-        </w:category>
-        <w:types>
-          <w:type w:val="bbPlcHdr"/>
-        </w:types>
-        <w:behaviors>
-          <w:behavior w:val="content"/>
-        </w:behaviors>
-        <w:guid w:val="{071798D6-C114-4EE3-BA99-10E99DD6EDFE}"/>
-      </w:docPartPr>
-      <w:docPartBody>
-        <w:p>
-          <w:pPr>
-            <w:pStyle w:val="D160AA3702D549AEA579C95AE94C24AE"/>
-          </w:pPr>
-          <w:r>
-            <w:t>11:30</w:t>
-          </w:r>
-        </w:p>
-      </w:docPartBody>
-    </w:docPart>
-    <w:docPart>
-      <w:docPartPr>
-        <w:name w:val="0AC33D7BE2644F4DA6A1736309ABC3E5"/>
-        <w:category>
-          <w:name w:val="General"/>
-          <w:gallery w:val="placeholder"/>
-        </w:category>
-        <w:types>
-          <w:type w:val="bbPlcHdr"/>
-        </w:types>
-        <w:behaviors>
-          <w:behavior w:val="content"/>
-        </w:behaviors>
-        <w:guid w:val="{1BBFB6F8-724A-4CAC-93C9-5EF763FA9AD7}"/>
-      </w:docPartPr>
-      <w:docPartBody>
-        <w:p>
-          <w:pPr>
-            <w:pStyle w:val="0AC33D7BE2644F4DA6A1736309ABC3E5"/>
-          </w:pPr>
-          <w:r>
-            <w:t>11:35</w:t>
-          </w:r>
-        </w:p>
-      </w:docPartBody>
-    </w:docPart>
-    <w:docPart>
-      <w:docPartPr>
-        <w:name w:val="A4A515622960432C89700B35BA35AA40"/>
-        <w:category>
-          <w:name w:val="General"/>
-          <w:gallery w:val="placeholder"/>
-        </w:category>
-        <w:types>
-          <w:type w:val="bbPlcHdr"/>
-        </w:types>
-        <w:behaviors>
-          <w:behavior w:val="content"/>
-        </w:behaviors>
-        <w:guid w:val="{B71523EE-75A6-448C-995F-AD08381A634D}"/>
-      </w:docPartPr>
-      <w:docPartBody>
-        <w:p>
-          <w:pPr>
-            <w:pStyle w:val="A4A515622960432C89700B35BA35AA40"/>
-          </w:pPr>
-          <w:r>
-            <w:t>11:50</w:t>
-          </w:r>
-        </w:p>
-      </w:docPartBody>
-    </w:docPart>
-    <w:docPart>
-      <w:docPartPr>
-        <w:name w:val="018BC8392ACF4B5FAE433749CE98224F"/>
-        <w:category>
-          <w:name w:val="General"/>
-          <w:gallery w:val="placeholder"/>
-        </w:category>
-        <w:types>
-          <w:type w:val="bbPlcHdr"/>
-        </w:types>
-        <w:behaviors>
-          <w:behavior w:val="content"/>
-        </w:behaviors>
-        <w:guid w:val="{3A86CB0D-D71A-4D6D-A5C0-AE8CB829D31A}"/>
-      </w:docPartPr>
-      <w:docPartBody>
-        <w:p>
-          <w:pPr>
-            <w:pStyle w:val="018BC8392ACF4B5FAE433749CE98224F"/>
-          </w:pPr>
-          <w:r>
-            <w:t>12:00</w:t>
-          </w:r>
-        </w:p>
-      </w:docPartBody>
-    </w:docPart>
-    <w:docPart>
-      <w:docPartPr>
-        <w:name w:val="A6269DD7AB744BA7B703D7EA7A9195C8"/>
-        <w:category>
-          <w:name w:val="General"/>
-          <w:gallery w:val="placeholder"/>
-        </w:category>
-        <w:types>
-          <w:type w:val="bbPlcHdr"/>
-        </w:types>
-        <w:behaviors>
-          <w:behavior w:val="content"/>
-        </w:behaviors>
-        <w:guid w:val="{43750CEF-7774-4DC6-8E94-47D55B31428C}"/>
-      </w:docPartPr>
-      <w:docPartBody>
-        <w:p>
-          <w:pPr>
-            <w:pStyle w:val="A6269DD7AB744BA7B703D7EA7A9195C8"/>
-          </w:pPr>
-          <w:r>
-            <w:t>12:15</w:t>
-          </w:r>
-        </w:p>
-      </w:docPartBody>
-    </w:docPart>
-    <w:docPart>
-      <w:docPartPr>
-        <w:name w:val="438C9433DFD744D6BDEC0CE36D5B62D0"/>
-        <w:category>
-          <w:name w:val="General"/>
-          <w:gallery w:val="placeholder"/>
-        </w:category>
-        <w:types>
-          <w:type w:val="bbPlcHdr"/>
-        </w:types>
-        <w:behaviors>
-          <w:behavior w:val="content"/>
-        </w:behaviors>
-        <w:guid w:val="{07105683-5980-4D31-A6B7-B0A649619FAD}"/>
-      </w:docPartPr>
-      <w:docPartBody>
-        <w:p>
-          <w:pPr>
-            <w:pStyle w:val="438C9433DFD744D6BDEC0CE36D5B62D0"/>
-          </w:pPr>
-          <w:r>
-            <w:t>12:20</w:t>
-          </w:r>
-        </w:p>
-      </w:docPartBody>
-    </w:docPart>
-    <w:docPart>
-      <w:docPartPr>
-        <w:name w:val="1D8DD486B30442B2820196CAD4C76B6F"/>
-        <w:category>
-          <w:name w:val="General"/>
-          <w:gallery w:val="placeholder"/>
-        </w:category>
-        <w:types>
-          <w:type w:val="bbPlcHdr"/>
-        </w:types>
-        <w:behaviors>
-          <w:behavior w:val="content"/>
-        </w:behaviors>
-        <w:guid w:val="{9506179F-47D2-4EF6-9F9F-D05E3D9956BE}"/>
-      </w:docPartPr>
-      <w:docPartBody>
-        <w:p>
-          <w:pPr>
-            <w:pStyle w:val="1D8DD486B30442B2820196CAD4C76B6F"/>
-          </w:pPr>
-          <w:r>
-            <w:t>12:30</w:t>
-          </w:r>
-        </w:p>
-      </w:docPartBody>
-    </w:docPart>
-    <w:docPart>
-      <w:docPartPr>
-        <w:name w:val="50EF69808D76421DBD292D80AAB488E4"/>
-        <w:category>
-          <w:name w:val="General"/>
-          <w:gallery w:val="placeholder"/>
-        </w:category>
-        <w:types>
-          <w:type w:val="bbPlcHdr"/>
-        </w:types>
-        <w:behaviors>
-          <w:behavior w:val="content"/>
-        </w:behaviors>
-        <w:guid w:val="{947836D0-FA20-4A1B-91D0-54AA77DE0B91}"/>
-      </w:docPartPr>
-      <w:docPartBody>
-        <w:p>
-          <w:pPr>
-            <w:pStyle w:val="50EF69808D76421DBD292D80AAB488E4"/>
-          </w:pPr>
-          <w:r>
-            <w:t>12:40</w:t>
-          </w:r>
-        </w:p>
-      </w:docPartBody>
-    </w:docPart>
-    <w:docPart>
-      <w:docPartPr>
-        <w:name w:val="751E58762DBE49A4949C5CC681A6DB05"/>
-        <w:category>
-          <w:name w:val="General"/>
-          <w:gallery w:val="placeholder"/>
-        </w:category>
-        <w:types>
-          <w:type w:val="bbPlcHdr"/>
-        </w:types>
-        <w:behaviors>
-          <w:behavior w:val="content"/>
-        </w:behaviors>
-        <w:guid w:val="{675D3C9B-A5CE-46DC-A6AA-D895E9B22F94}"/>
-      </w:docPartPr>
-      <w:docPartBody>
-        <w:p>
-          <w:pPr>
-            <w:pStyle w:val="751E58762DBE49A4949C5CC681A6DB05"/>
-          </w:pPr>
-          <w:r>
-            <w:t>1:00</w:t>
-          </w:r>
-        </w:p>
-      </w:docPartBody>
-    </w:docPart>
-    <w:docPart>
-      <w:docPartPr>
-        <w:name w:val="7369D46D2A1D4AB0A6DF6403BCB530B2"/>
-        <w:category>
-          <w:name w:val="General"/>
-          <w:gallery w:val="placeholder"/>
-        </w:category>
-        <w:types>
-          <w:type w:val="bbPlcHdr"/>
-        </w:types>
-        <w:behaviors>
-          <w:behavior w:val="content"/>
-        </w:behaviors>
-        <w:guid w:val="{B06727A1-4D4D-453E-AF56-9BFA9864AAE6}"/>
-      </w:docPartPr>
-      <w:docPartBody>
-        <w:p>
-          <w:pPr>
-            <w:pStyle w:val="7369D46D2A1D4AB0A6DF6403BCB530B2"/>
-          </w:pPr>
-          <w:r>
-            <w:t>1:20</w:t>
-          </w:r>
-        </w:p>
-      </w:docPartBody>
-    </w:docPart>
-    <w:docPart>
-      <w:docPartPr>
-        <w:name w:val="79765E647387441A85C6BCB123295A09"/>
-        <w:category>
-          <w:name w:val="General"/>
-          <w:gallery w:val="placeholder"/>
-        </w:category>
-        <w:types>
-          <w:type w:val="bbPlcHdr"/>
-        </w:types>
-        <w:behaviors>
-          <w:behavior w:val="content"/>
-        </w:behaviors>
-        <w:guid w:val="{64E1D169-A4E3-480E-937B-89B0AE3B5187}"/>
-      </w:docPartPr>
-      <w:docPartBody>
-        <w:p>
-          <w:pPr>
-            <w:pStyle w:val="79765E647387441A85C6BCB123295A09"/>
-          </w:pPr>
-          <w:r>
-            <w:t>1:30</w:t>
-          </w:r>
-        </w:p>
-      </w:docPartBody>
-    </w:docPart>
-    <w:docPart>
-      <w:docPartPr>
-        <w:name w:val="8043E6A126694FA59C6F5C0D016B2C66"/>
-        <w:category>
-          <w:name w:val="General"/>
-          <w:gallery w:val="placeholder"/>
-        </w:category>
-        <w:types>
-          <w:type w:val="bbPlcHdr"/>
-        </w:types>
-        <w:behaviors>
-          <w:behavior w:val="content"/>
-        </w:behaviors>
-        <w:guid w:val="{4FF713EF-A562-4A60-AD56-42EE8A15685C}"/>
-      </w:docPartPr>
-      <w:docPartBody>
-        <w:p>
-          <w:pPr>
-            <w:pStyle w:val="8043E6A126694FA59C6F5C0D016B2C66"/>
-          </w:pPr>
-          <w:r>
-            <w:t>Takuma Hayashi</w:t>
-          </w:r>
-        </w:p>
-      </w:docPartBody>
-    </w:docPart>
-    <w:docPart>
-      <w:docPartPr>
-        <w:name w:val="DDC130835CFD4E6283D568E1A109BA77"/>
-        <w:category>
-          <w:name w:val="General"/>
-          <w:gallery w:val="placeholder"/>
-        </w:category>
-        <w:types>
-          <w:type w:val="bbPlcHdr"/>
-        </w:types>
-        <w:behaviors>
-          <w:behavior w:val="content"/>
-        </w:behaviors>
-        <w:guid w:val="{36A6CEF3-DB06-4550-BCCE-C67BDC5C31A4}"/>
-      </w:docPartPr>
-      <w:docPartBody>
-        <w:p>
-          <w:pPr>
-            <w:pStyle w:val="DDC130835CFD4E6283D568E1A109BA77"/>
-          </w:pPr>
-          <w:r>
-            <w:t>Rajesh Santoshi</w:t>
-          </w:r>
-        </w:p>
-      </w:docPartBody>
-    </w:docPart>
-    <w:docPart>
-      <w:docPartPr>
-        <w:name w:val="3A8F365E1DCD48709906F29107C42FC0"/>
-        <w:category>
-          <w:name w:val="General"/>
-          <w:gallery w:val="placeholder"/>
-        </w:category>
-        <w:types>
-          <w:type w:val="bbPlcHdr"/>
-        </w:types>
-        <w:behaviors>
-          <w:behavior w:val="content"/>
-        </w:behaviors>
-        <w:guid w:val="{81368C1E-AC74-44DF-8327-60EAB61F8EF3}"/>
-      </w:docPartPr>
-      <w:docPartBody>
-        <w:p>
-          <w:pPr>
-            <w:pStyle w:val="3A8F365E1DCD48709906F29107C42FC0"/>
-          </w:pPr>
-          <w:r>
-            <w:t>Graham Barnes</w:t>
-          </w:r>
-        </w:p>
-      </w:docPartBody>
-    </w:docPart>
-    <w:docPart>
-      <w:docPartPr>
-        <w:name w:val="EF68F685E1B54723935057470569EF3C"/>
-        <w:category>
-          <w:name w:val="General"/>
-          <w:gallery w:val="placeholder"/>
-        </w:category>
-        <w:types>
-          <w:type w:val="bbPlcHdr"/>
-        </w:types>
-        <w:behaviors>
-          <w:behavior w:val="content"/>
-        </w:behaviors>
-        <w:guid w:val="{FE62FFC8-6196-4CC7-A11B-BE3D55B08DF1}"/>
-      </w:docPartPr>
-      <w:docPartBody>
-        <w:p>
-          <w:pPr>
-            <w:pStyle w:val="EF68F685E1B54723935057470569EF3C"/>
-          </w:pPr>
-          <w:r>
-            <w:t>Mirjam Nilsson</w:t>
-          </w:r>
-        </w:p>
-      </w:docPartBody>
-    </w:docPart>
-    <w:docPart>
-      <w:docPartPr>
-        <w:name w:val="F53D91FA0DC447B89D3466403AA3640C"/>
-        <w:category>
-          <w:name w:val="General"/>
-          <w:gallery w:val="placeholder"/>
-        </w:category>
-        <w:types>
-          <w:type w:val="bbPlcHdr"/>
-        </w:types>
-        <w:behaviors>
-          <w:behavior w:val="content"/>
-        </w:behaviors>
-        <w:guid w:val="{7311C479-EFF9-423E-A80F-4DBD3C69CDD0}"/>
-      </w:docPartPr>
-      <w:docPartBody>
-        <w:p>
-          <w:pPr>
-            <w:pStyle w:val="F53D91FA0DC447B89D3466403AA3640C"/>
-          </w:pPr>
-          <w:r>
-            <w:t>Flora Berggren</w:t>
-          </w:r>
-        </w:p>
-      </w:docPartBody>
-    </w:docPart>
-    <w:docPart>
-      <w:docPartPr>
-        <w:name w:val="033C849F221D42FC9DD5AD945C5ABD98"/>
-        <w:category>
-          <w:name w:val="General"/>
-          <w:gallery w:val="placeholder"/>
-        </w:category>
-        <w:types>
-          <w:type w:val="bbPlcHdr"/>
-        </w:types>
-        <w:behaviors>
-          <w:behavior w:val="content"/>
-        </w:behaviors>
-        <w:guid w:val="{08F634D7-5F5A-4B5D-9D88-503774413CF5}"/>
-      </w:docPartPr>
-      <w:docPartBody>
-        <w:p>
-          <w:pPr>
-            <w:pStyle w:val="033C849F221D42FC9DD5AD945C5ABD98"/>
-          </w:pPr>
-          <w:r>
-            <w:t>Graham Barnes</w:t>
-          </w:r>
-        </w:p>
-      </w:docPartBody>
-    </w:docPart>
-    <w:docPart>
-      <w:docPartPr>
-        <w:name w:val="50142054FB0E481A805E2A533FC283C0"/>
-        <w:category>
-          <w:name w:val="General"/>
-          <w:gallery w:val="placeholder"/>
-        </w:category>
-        <w:types>
-          <w:type w:val="bbPlcHdr"/>
-        </w:types>
-        <w:behaviors>
-          <w:behavior w:val="content"/>
-        </w:behaviors>
-        <w:guid w:val="{51191C58-9F06-4ABF-B542-784DED3F817F}"/>
-      </w:docPartPr>
-      <w:docPartBody>
-        <w:p>
-          <w:pPr>
-            <w:pStyle w:val="50142054FB0E481A805E2A533FC283C0"/>
-          </w:pPr>
-          <w:r>
-            <w:t>Graham Barnes</w:t>
-          </w:r>
-        </w:p>
-      </w:docPartBody>
-    </w:docPart>
-    <w:docPart>
-      <w:docPartPr>
-        <w:name w:val="510F6F34F850467CA7A0B54AF6512AD0"/>
-        <w:category>
-          <w:name w:val="General"/>
-          <w:gallery w:val="placeholder"/>
-        </w:category>
-        <w:types>
-          <w:type w:val="bbPlcHdr"/>
-        </w:types>
-        <w:behaviors>
-          <w:behavior w:val="content"/>
-        </w:behaviors>
-        <w:guid w:val="{D951AB33-41FC-45DD-98D4-7741FEFE1073}"/>
-      </w:docPartPr>
-      <w:docPartBody>
-        <w:p>
-          <w:pPr>
-            <w:pStyle w:val="510F6F34F850467CA7A0B54AF6512AD0"/>
-          </w:pPr>
-          <w:r>
-            <w:t>Mirjam Nilsson</w:t>
-          </w:r>
-        </w:p>
-      </w:docPartBody>
-    </w:docPart>
-    <w:docPart>
-      <w:docPartPr>
-        <w:name w:val="AE1AF87C157245CEB6F51BC1CA441D61"/>
-        <w:category>
-          <w:name w:val="General"/>
-          <w:gallery w:val="placeholder"/>
-        </w:category>
-        <w:types>
-          <w:type w:val="bbPlcHdr"/>
-        </w:types>
-        <w:behaviors>
-          <w:behavior w:val="content"/>
-        </w:behaviors>
-        <w:guid w:val="{6AD7FF5D-083B-4113-8DB6-A514C5849E21}"/>
-      </w:docPartPr>
-      <w:docPartBody>
-        <w:p>
-          <w:pPr>
-            <w:pStyle w:val="AE1AF87C157245CEB6F51BC1CA441D61"/>
-          </w:pPr>
-          <w:r>
-            <w:t>Graham Barnes</w:t>
-          </w:r>
-        </w:p>
-      </w:docPartBody>
-    </w:docPart>
-    <w:docPart>
-      <w:docPartPr>
-        <w:name w:val="9E1A59C8578444FA9EAFA786FB495874"/>
-        <w:category>
-          <w:name w:val="General"/>
-          <w:gallery w:val="placeholder"/>
-        </w:category>
-        <w:types>
-          <w:type w:val="bbPlcHdr"/>
-        </w:types>
-        <w:behaviors>
-          <w:behavior w:val="content"/>
-        </w:behaviors>
-        <w:guid w:val="{518BA8DB-75F2-433A-A05A-ACAAB7913C2D}"/>
-      </w:docPartPr>
-      <w:docPartBody>
-        <w:p>
-          <w:pPr>
-            <w:pStyle w:val="9E1A59C8578444FA9EAFA786FB495874"/>
-          </w:pPr>
-          <w:r>
-            <w:t>PTA MEMBERS</w:t>
-          </w:r>
-        </w:p>
-      </w:docPartBody>
-    </w:docPart>
-    <w:docPart>
-      <w:docPartPr>
-        <w:name w:val="035CB455A4294B4686E969529BC8DDEC"/>
-        <w:category>
-          <w:name w:val="General"/>
-          <w:gallery w:val="placeholder"/>
-        </w:category>
-        <w:types>
-          <w:type w:val="bbPlcHdr"/>
-        </w:types>
-        <w:behaviors>
-          <w:behavior w:val="content"/>
-        </w:behaviors>
-        <w:guid w:val="{1338F3C8-7BA2-49B0-B905-C546D1A30286}"/>
-      </w:docPartPr>
-      <w:docPartBody>
-        <w:p>
-          <w:pPr>
-            <w:pStyle w:val="035CB455A4294B4686E969529BC8DDEC"/>
-          </w:pPr>
-          <w:r>
-            <w:t>Committee Reports</w:t>
-          </w:r>
-        </w:p>
-      </w:docPartBody>
-    </w:docPart>
-    <w:docPart>
-      <w:docPartPr>
-        <w:name w:val="B76B0AD2B6104EB6A997F9646DE06AC9"/>
-        <w:category>
-          <w:name w:val="General"/>
-          <w:gallery w:val="placeholder"/>
-        </w:category>
-        <w:types>
-          <w:type w:val="bbPlcHdr"/>
-        </w:types>
-        <w:behaviors>
-          <w:behavior w:val="content"/>
-        </w:behaviors>
-        <w:guid w:val="{A2206CC4-C93D-4412-947E-E3BBE2972C5B}"/>
-      </w:docPartPr>
-      <w:docPartBody>
-        <w:p>
-          <w:pPr>
-            <w:pStyle w:val="B76B0AD2B6104EB6A997F9646DE06AC9"/>
-          </w:pPr>
-          <w:r>
-            <w:t>A. Membership</w:t>
-          </w:r>
-        </w:p>
-      </w:docPartBody>
-    </w:docPart>
-    <w:docPart>
-      <w:docPartPr>
-        <w:name w:val="F1FC098792BD44C6871EA6114D6CF1F0"/>
-        <w:category>
-          <w:name w:val="General"/>
-          <w:gallery w:val="placeholder"/>
-        </w:category>
-        <w:types>
-          <w:type w:val="bbPlcHdr"/>
-        </w:types>
-        <w:behaviors>
-          <w:behavior w:val="content"/>
-        </w:behaviors>
-        <w:guid w:val="{838C1825-83EB-453B-9F7D-A8D1293E3508}"/>
-      </w:docPartPr>
-      <w:docPartBody>
-        <w:p>
-          <w:pPr>
-            <w:pStyle w:val="F1FC098792BD44C6871EA6114D6CF1F0"/>
-          </w:pPr>
-          <w:r>
-            <w:t>B. Volunteers</w:t>
-          </w:r>
-        </w:p>
-      </w:docPartBody>
-    </w:docPart>
-    <w:docPart>
-      <w:docPartPr>
-        <w:name w:val="CF9DE21E92AD483285ABCC159DC9F0D2"/>
-        <w:category>
-          <w:name w:val="General"/>
-          <w:gallery w:val="placeholder"/>
-        </w:category>
-        <w:types>
-          <w:type w:val="bbPlcHdr"/>
-        </w:types>
-        <w:behaviors>
-          <w:behavior w:val="content"/>
-        </w:behaviors>
-        <w:guid w:val="{E1CDCD37-04B0-4350-87C6-1F409D2815AC}"/>
-      </w:docPartPr>
-      <w:docPartBody>
-        <w:p>
-          <w:pPr>
-            <w:pStyle w:val="CF9DE21E92AD483285ABCC159DC9F0D2"/>
-          </w:pPr>
-          <w:r>
-            <w:t>C. Newsletter</w:t>
-          </w:r>
-        </w:p>
-      </w:docPartBody>
-    </w:docPart>
-    <w:docPart>
-      <w:docPartPr>
-        <w:name w:val="F08DAC2CA3DA4C46B4286971C82EF48D"/>
-        <w:category>
-          <w:name w:val="General"/>
-          <w:gallery w:val="placeholder"/>
-        </w:category>
-        <w:types>
-          <w:type w:val="bbPlcHdr"/>
-        </w:types>
-        <w:behaviors>
-          <w:behavior w:val="content"/>
-        </w:behaviors>
-        <w:guid w:val="{62208A6C-E8BF-4004-AB98-4192CD16E8F7}"/>
-      </w:docPartPr>
-      <w:docPartBody>
-        <w:p>
-          <w:pPr>
-            <w:pStyle w:val="F08DAC2CA3DA4C46B4286971C82EF48D"/>
-          </w:pPr>
-          <w:r>
-            <w:t>D. Parent support</w:t>
-          </w:r>
-        </w:p>
-      </w:docPartBody>
-    </w:docPart>
-  </w:docParts>
-</w:glossaryDocument>
-</file>
-
-<file path=word/glossary/fontTable.xml><?xml version="1.0" encoding="utf-8"?>
-<w:fonts xmlns:mc="http://schemas.openxmlformats.org/markup-compatibility/2006" xmlns:r="http://schemas.openxmlformats.org/officeDocument/2006/relationships" xmlns:w="http://schemas.openxmlformats.org/wordprocessingml/2006/main" xmlns:w14="http://schemas.microsoft.com/office/word/2010/wordml" xmlns:w15="http://schemas.microsoft.com/office/word/2012/wordml" xmlns:w16cex="http://schemas.microsoft.com/office/word/2018/wordml/cex" xmlns:w16cid="http://schemas.microsoft.com/office/word/2016/wordml/cid" xmlns:w16="http://schemas.microsoft.com/office/word/2018/wordml" xmlns:w16sdtdh="http://schemas.microsoft.com/office/word/2020/wordml/sdtdatahash" xmlns:w16se="http://schemas.microsoft.com/office/word/2015/wordml/symex" mc:Ignorable="w14 w15 w16se w16cid w16 w16cex w16sdtdh">
-  <w:font w:name="Times New Roman">
-    <w:panose1 w:val="02020603050405020304"/>
-    <w:charset w:val="00"/>
-    <w:family w:val="roman"/>
-    <w:pitch w:val="variable"/>
-    <w:sig w:usb0="E0002EFF" w:usb1="C000785B" w:usb2="00000009" w:usb3="00000000" w:csb0="000001FF" w:csb1="00000000"/>
-  </w:font>
-  <w:font w:name="Symbol">
-    <w:panose1 w:val="05050102010706020507"/>
-    <w:charset w:val="02"/>
-    <w:family w:val="roman"/>
-    <w:pitch w:val="variable"/>
-    <w:sig w:usb0="00000000" w:usb1="10000000" w:usb2="00000000" w:usb3="00000000" w:csb0="80000000" w:csb1="00000000"/>
-  </w:font>
-  <w:font w:name="Courier New">
-    <w:panose1 w:val="02070309020205020404"/>
-    <w:charset w:val="00"/>
-    <w:family w:val="modern"/>
-    <w:pitch w:val="fixed"/>
-    <w:sig w:usb0="E0002EFF" w:usb1="C0007843" w:usb2="00000009" w:usb3="00000000" w:csb0="000001FF" w:csb1="00000000"/>
-  </w:font>
-  <w:font w:name="Wingdings">
-    <w:panose1 w:val="05000000000000000000"/>
-    <w:charset w:val="02"/>
-    <w:family w:val="auto"/>
-    <w:pitch w:val="variable"/>
-    <w:sig w:usb0="00000000" w:usb1="10000000" w:usb2="00000000" w:usb3="00000000" w:csb0="80000000" w:csb1="00000000"/>
-  </w:font>
-  <w:font w:name="Corbel">
-    <w:panose1 w:val="020B0503020204020204"/>
-    <w:charset w:val="00"/>
-    <w:family w:val="swiss"/>
-    <w:pitch w:val="variable"/>
-    <w:sig w:usb0="A00002EF" w:usb1="4000A44B" w:usb2="00000000" w:usb3="00000000" w:csb0="0000019F" w:csb1="00000000"/>
-  </w:font>
-  <w:font w:name="HGGothicM">
-    <w:altName w:val="Yu Gothic"/>
-    <w:panose1 w:val="00000000000000000000"/>
-    <w:charset w:val="80"/>
-    <w:family w:val="roman"/>
-    <w:notTrueType/>
-    <w:pitch w:val="default"/>
-  </w:font>
-  <w:font w:name="Times New Roman (Body CS)">
-    <w:altName w:val="Times New Roman"/>
-    <w:charset w:val="00"/>
-    <w:family w:val="roman"/>
-    <w:pitch w:val="default"/>
-  </w:font>
-  <w:font w:name="Times New Roman (Headings CS)">
-    <w:altName w:val="Times New Roman"/>
-    <w:panose1 w:val="00000000000000000000"/>
-    <w:charset w:val="00"/>
-    <w:family w:val="roman"/>
-    <w:notTrueType/>
-    <w:pitch w:val="default"/>
-  </w:font>
-  <w:font w:name="Segoe UI">
-    <w:panose1 w:val="020B0502040204020203"/>
-    <w:charset w:val="00"/>
-    <w:family w:val="swiss"/>
-    <w:pitch w:val="variable"/>
-    <w:sig w:usb0="E4002EFF" w:usb1="C000E47F" w:usb2="00000009" w:usb3="00000000" w:csb0="000001FF" w:csb1="00000000"/>
-  </w:font>
-  <w:font w:name="Calibri">
-    <w:panose1 w:val="020F0502020204030204"/>
-    <w:charset w:val="00"/>
-    <w:family w:val="swiss"/>
-    <w:pitch w:val="variable"/>
-    <w:sig w:usb0="E4002EFF" w:usb1="C000247B" w:usb2="00000009" w:usb3="00000000" w:csb0="000001FF" w:csb1="00000000"/>
-  </w:font>
-  <w:font w:name="Calibri Light">
-    <w:panose1 w:val="020F0302020204030204"/>
-    <w:charset w:val="00"/>
-    <w:family w:val="swiss"/>
-    <w:pitch w:val="variable"/>
-    <w:sig w:usb0="E4002EFF" w:usb1="C000247B" w:usb2="00000009" w:usb3="00000000" w:csb0="000001FF" w:csb1="00000000"/>
-  </w:font>
-</w:fonts>
-</file>
-
-<file path=word/glossary/settings2.xml><?xml version="1.0" encoding="utf-8"?>
-<w:settings xmlns:mc="http://schemas.openxmlformats.org/markup-compatibility/2006" xmlns:o="urn:schemas-microsoft-com:office:office" xmlns:r="http://schemas.openxmlformats.org/officeDocument/2006/relationships" xmlns:m="http://schemas.openxmlformats.org/officeDocument/2006/math" xmlns:v="urn:schemas-microsoft-com:vml" xmlns:w10="urn:schemas-microsoft-com:office:word" xmlns:w="http://schemas.openxmlformats.org/wordprocessingml/2006/main" xmlns:w14="http://schemas.microsoft.com/office/word/2010/wordml" xmlns:w15="http://schemas.microsoft.com/office/word/2012/wordml" xmlns:w16cex="http://schemas.microsoft.com/office/word/2018/wordml/cex" xmlns:w16cid="http://schemas.microsoft.com/office/word/2016/wordml/cid" xmlns:w16="http://schemas.microsoft.com/office/word/2018/wordml" xmlns:w16sdtdh="http://schemas.microsoft.com/office/word/2020/wordml/sdtdatahash" xmlns:w16se="http://schemas.microsoft.com/office/word/2015/wordml/symex" xmlns:sl="http://schemas.openxmlformats.org/schemaLibrary/2006/main" mc:Ignorable="w14 w15 w16se w16cid w16 w16cex w16sdtdh">
-  <w:view w:val="normal"/>
-  <w:defaultTabStop w:val="720"/>
-  <w:characterSpacingControl w:val="doNotCompress"/>
-  <w:compat>
-    <w:useFELayout/>
-    <w:compatSetting w:name="compatibilityMode" w:uri="http://schemas.microsoft.com/office/word" w:val="15"/>
-    <w:compatSetting w:name="overrideTableStyleFontSizeAndJustification" w:uri="http://schemas.microsoft.com/office/word" w:val="1"/>
-    <w:compatSetting w:name="enableOpenTypeFeatures" w:uri="http://schemas.microsoft.com/office/word" w:val="1"/>
-    <w:compatSetting w:name="doNotFlipMirrorIndents" w:uri="http://schemas.microsoft.com/office/word" w:val="1"/>
-    <w:compatSetting w:name="differentiateMultirowTableHeaders" w:uri="http://schemas.microsoft.com/office/word" w:val="1"/>
-    <w:compatSetting w:name="useWord2013TrackBottomHyphenation" w:uri="http://schemas.microsoft.com/office/word" w:val="1"/>
-  </w:compat>
-  <w:rsids>
-    <w:rsidRoot w:val="00DA18AD"/>
-    <w:rsid w:val="000A4D09"/>
-    <w:rsid w:val="001241AA"/>
-    <w:rsid w:val="00253466"/>
-    <w:rsid w:val="00275CE2"/>
-    <w:rsid w:val="003C2784"/>
-    <w:rsid w:val="00553F82"/>
-    <w:rsid w:val="005C3EC8"/>
-    <w:rsid w:val="00767368"/>
-    <w:rsid w:val="007B175C"/>
-    <w:rsid w:val="008B6A7A"/>
-    <w:rsid w:val="00AA049B"/>
-    <w:rsid w:val="00AA6455"/>
-    <w:rsid w:val="00AB3E9F"/>
-    <w:rsid w:val="00AE776B"/>
-    <w:rsid w:val="00B5150F"/>
-    <w:rsid w:val="00CC1E73"/>
-    <w:rsid w:val="00D365F0"/>
-    <w:rsid w:val="00D609B0"/>
-    <w:rsid w:val="00DA18AD"/>
-    <w:rsid w:val="00E00133"/>
-    <w:rsid w:val="00EC2160"/>
-  </w:rsids>
-  <m:mathPr>
-    <m:mathFont m:val="Cambria Math"/>
-    <m:brkBin m:val="before"/>
-    <m:brkBinSub m:val="--"/>
-    <m:smallFrac m:val="0"/>
-    <m:dispDef/>
-    <m:lMargin m:val="0"/>
-    <m:rMargin m:val="0"/>
-    <m:defJc m:val="centerGroup"/>
-    <m:wrapIndent m:val="1440"/>
-    <m:intLim m:val="subSup"/>
-    <m:naryLim m:val="undOvr"/>
-  </m:mathPr>
-  <w:themeFontLang w:val="en-US"/>
-  <w:clrSchemeMapping w:bg1="light1" w:t1="dark1" w:bg2="light2" w:t2="dark2" w:accent1="accent1" w:accent2="accent2" w:accent3="accent3" w:accent4="accent4" w:accent5="accent5" w:accent6="accent6" w:hyperlink="hyperlink" w:followedHyperlink="followedHyperlink"/>
-  <w:decimalSymbol w:val="."/>
-  <w:listSeparator w:val=","/>
-  <w15:chartTrackingRefBased/>
-</w:settings>
-</file>
-
-<file path=word/glossary/styles2.xml><?xml version="1.0" encoding="utf-8"?>
-<w:styles xmlns:mc="http://schemas.openxmlformats.org/markup-compatibility/2006" xmlns:r="http://schemas.openxmlformats.org/officeDocument/2006/relationships" xmlns:w="http://schemas.openxmlformats.org/wordprocessingml/2006/main" xmlns:w14="http://schemas.microsoft.com/office/word/2010/wordml" xmlns:w15="http://schemas.microsoft.com/office/word/2012/wordml" xmlns:w16cex="http://schemas.microsoft.com/office/word/2018/wordml/cex" xmlns:w16cid="http://schemas.microsoft.com/office/word/2016/wordml/cid" xmlns:w16="http://schemas.microsoft.com/office/word/2018/wordml" xmlns:w16sdtdh="http://schemas.microsoft.com/office/word/2020/wordml/sdtdatahash" xmlns:w16se="http://schemas.microsoft.com/office/word/2015/wordml/symex" mc:Ignorable="w14 w15 w16se w16cid w16 w16cex w16sdtdh">
-  <w:docDefaults>
-    <w:rPrDefault>
-      <w:rPr>
-        <w:rFonts w:asciiTheme="minorHAnsi" w:eastAsiaTheme="minorEastAsia" w:hAnsiTheme="minorHAnsi" w:cstheme="minorBidi"/>
-        <w:sz w:val="24"/>
-        <w:szCs w:val="24"/>
-        <w:lang w:val="en-US" w:eastAsia="en-US" w:bidi="ar-SA"/>
-      </w:rPr>
-    </w:rPrDefault>
-    <w:pPrDefault/>
-  </w:docDefaults>
-  <w:latentStyles w:defLockedState="0" w:defUIPriority="99" w:defSemiHidden="0" w:defUnhideWhenUsed="0" w:defQFormat="0" w:count="376">
-    <w:lsdException w:name="Normal" w:uiPriority="0" w:qFormat="1"/>
-    <w:lsdException w:name="heading 1" w:uiPriority="4" w:qFormat="1"/>
-    <w:lsdException w:name="heading 2" w:semiHidden="1" w:uiPriority="9" w:unhideWhenUsed="1" w:qFormat="1"/>
-    <w:lsdException w:name="heading 3" w:semiHidden="1" w:uiPriority="9" w:unhideWhenUsed="1" w:qFormat="1"/>
-    <w:lsdException w:name="heading 4" w:semiHidden="1" w:uiPriority="9" w:unhideWhenUsed="1" w:qFormat="1"/>
-    <w:lsdException w:name="heading 5" w:semiHidden="1" w:uiPriority="9" w:unhideWhenUsed="1" w:qFormat="1"/>
-    <w:lsdException w:name="heading 6" w:semiHidden="1" w:uiPriority="9" w:unhideWhenUsed="1" w:qFormat="1"/>
-    <w:lsdException w:name="heading 7" w:semiHidden="1" w:uiPriority="9" w:unhideWhenUsed="1" w:qFormat="1"/>
-    <w:lsdException w:name="heading 8" w:semiHidden="1" w:uiPriority="9" w:unhideWhenUsed="1" w:qFormat="1"/>
-    <w:lsdException w:name="heading 9" w:semiHidden="1" w:uiPriority="9" w:unhideWhenUsed="1" w:qFormat="1"/>
-    <w:lsdException w:name="index 1" w:semiHidden="1" w:unhideWhenUsed="1"/>
-    <w:lsdException w:name="index 2" w:semiHidden="1" w:unhideWhenUsed="1"/>
-    <w:lsdException w:name="index 3" w:semiHidden="1" w:unhideWhenUsed="1"/>
-    <w:lsdException w:name="index 4" w:semiHidden="1" w:unhideWhenUsed="1"/>
-    <w:lsdException w:name="index 5" w:semiHidden="1" w:unhideWhenUsed="1"/>
-    <w:lsdException w:name="index 6" w:semiHidden="1" w:unhideWhenUsed="1"/>
-    <w:lsdException w:name="index 7" w:semiHidden="1" w:unhideWhenUsed="1"/>
-    <w:lsdException w:name="index 8" w:semiHidden="1" w:unhideWhenUsed="1"/>
-    <w:lsdException w:name="index 9" w:semiHidden="1" w:unhideWhenUsed="1"/>
-    <w:lsdException w:name="toc 1" w:semiHidden="1" w:uiPriority="39" w:unhideWhenUsed="1"/>
-    <w:lsdException w:name="toc 2" w:semiHidden="1" w:uiPriority="39" w:unhideWhenUsed="1"/>
-    <w:lsdException w:name="toc 3" w:semiHidden="1" w:uiPriority="39" w:unhideWhenUsed="1"/>
-    <w:lsdException w:name="toc 4" w:semiHidden="1" w:uiPriority="39" w:unhideWhenUsed="1"/>
-    <w:lsdException w:name="toc 5" w:semiHidden="1" w:uiPriority="39" w:unhideWhenUsed="1"/>
-    <w:lsdException w:name="toc 6" w:semiHidden="1" w:uiPriority="39" w:unhideWhenUsed="1"/>
-    <w:lsdException w:name="toc 7" w:semiHidden="1" w:uiPriority="39" w:unhideWhenUsed="1"/>
-    <w:lsdException w:name="toc 8" w:semiHidden="1" w:uiPriority="39" w:unhideWhenUsed="1"/>
-    <w:lsdException w:name="toc 9" w:semiHidden="1" w:uiPriority="39" w:unhideWhenUsed="1"/>
-    <w:lsdException w:name="Normal Indent" w:semiHidden="1" w:unhideWhenUsed="1"/>
-    <w:lsdException w:name="footnote text" w:semiHidden="1" w:unhideWhenUsed="1"/>
-    <w:lsdException w:name="annotation text" w:semiHidden="1" w:unhideWhenUsed="1"/>
-    <w:lsdException w:name="header" w:semiHidden="1" w:unhideWhenUsed="1"/>
-    <w:lsdException w:name="footer" w:semiHidden="1" w:unhideWhenUsed="1"/>
-    <w:lsdException w:name="index heading" w:semiHidden="1" w:unhideWhenUsed="1"/>
-    <w:lsdException w:name="caption" w:semiHidden="1" w:uiPriority="35" w:unhideWhenUsed="1" w:qFormat="1"/>
-    <w:lsdException w:name="table of figures" w:semiHidden="1" w:unhideWhenUsed="1"/>
-    <w:lsdException w:name="envelope address" w:semiHidden="1" w:unhideWhenUsed="1"/>
-    <w:lsdException w:name="envelope return" w:semiHidden="1" w:unhideWhenUsed="1"/>
-    <w:lsdException w:name="footnote reference" w:semiHidden="1" w:unhideWhenUsed="1"/>
-    <w:lsdException w:name="annotation reference" w:semiHidden="1" w:unhideWhenUsed="1"/>
-    <w:lsdException w:name="line number" w:semiHidden="1" w:unhideWhenUsed="1"/>
-    <w:lsdException w:name="page number" w:semiHidden="1" w:unhideWhenUsed="1"/>
-    <w:lsdException w:name="endnote reference" w:semiHidden="1" w:unhideWhenUsed="1"/>
-    <w:lsdException w:name="endnote text" w:semiHidden="1" w:unhideWhenUsed="1"/>
-    <w:lsdException w:name="table of authorities" w:semiHidden="1" w:unhideWhenUsed="1"/>
-    <w:lsdException w:name="macro" w:semiHidden="1" w:unhideWhenUsed="1"/>
-    <w:lsdException w:name="toa heading" w:semiHidden="1" w:unhideWhenUsed="1"/>
-    <w:lsdException w:name="List" w:semiHidden="1" w:unhideWhenUsed="1"/>
-    <w:lsdException w:name="List Bullet" w:semiHidden="1" w:unhideWhenUsed="1"/>
-    <w:lsdException w:name="List Number" w:semiHidden="1" w:unhideWhenUsed="1"/>
-    <w:lsdException w:name="List 2" w:semiHidden="1" w:unhideWhenUsed="1"/>
-    <w:lsdException w:name="List 3" w:semiHidden="1" w:unhideWhenUsed="1"/>
-    <w:lsdException w:name="List 4" w:semiHidden="1" w:unhideWhenUsed="1"/>
-    <w:lsdException w:name="List 5" w:semiHidden="1" w:unhideWhenUsed="1"/>
-    <w:lsdException w:name="List Bullet 2" w:semiHidden="1" w:unhideWhenUsed="1"/>
-    <w:lsdException w:name="List Bullet 3" w:semiHidden="1" w:unhideWhenUsed="1"/>
-    <w:lsdException w:name="List Bullet 4" w:semiHidden="1" w:unhideWhenUsed="1"/>
-    <w:lsdException w:name="List Bullet 5" w:semiHidden="1" w:unhideWhenUsed="1"/>
-    <w:lsdException w:name="List Number 2" w:semiHidden="1" w:unhideWhenUsed="1"/>
-    <w:lsdException w:name="List Number 3" w:semiHidden="1" w:unhideWhenUsed="1"/>
-    <w:lsdException w:name="List Number 4" w:semiHidden="1" w:unhideWhenUsed="1"/>
-    <w:lsdException w:name="List Number 5" w:semiHidden="1" w:unhideWhenUsed="1"/>
-    <w:lsdException w:name="Title" w:uiPriority="10" w:qFormat="1"/>
-    <w:lsdException w:name="Closing" w:semiHidden="1" w:unhideWhenUsed="1"/>
-    <w:lsdException w:name="Signature" w:semiHidden="1" w:unhideWhenUsed="1"/>
-    <w:lsdException w:name="Default Paragraph Font" w:semiHidden="1" w:uiPriority="1" w:unhideWhenUsed="1"/>
-    <w:lsdException w:name="Body Text" w:semiHidden="1" w:unhideWhenUsed="1"/>
-    <w:lsdException w:name="Body Text Indent" w:semiHidden="1" w:unhideWhenUsed="1"/>
-    <w:lsdException w:name="List Continue" w:semiHidden="1" w:unhideWhenUsed="1"/>
-    <w:lsdException w:name="List Continue 2" w:semiHidden="1" w:unhideWhenUsed="1"/>
-    <w:lsdException w:name="List Continue 3" w:semiHidden="1" w:unhideWhenUsed="1"/>
-    <w:lsdException w:name="List Continue 4" w:semiHidden="1" w:unhideWhenUsed="1"/>
-    <w:lsdException w:name="List Continue 5" w:semiHidden="1" w:unhideWhenUsed="1"/>
-    <w:lsdException w:name="Message Header" w:semiHidden="1" w:unhideWhenUsed="1"/>
-    <w:lsdException w:name="Subtitle" w:uiPriority="11" w:qFormat="1"/>
-    <w:lsdException w:name="Salutation" w:semiHidden="1" w:unhideWhenUsed="1"/>
-    <w:lsdException w:name="Date" w:semiHidden="1" w:unhideWhenUsed="1"/>
-    <w:lsdException w:name="Body Text First Indent" w:semiHidden="1" w:unhideWhenUsed="1"/>
-    <w:lsdException w:name="Body Text First Indent 2" w:semiHidden="1" w:unhideWhenUsed="1"/>
-    <w:lsdException w:name="Note Heading" w:semiHidden="1" w:unhideWhenUsed="1"/>
-    <w:lsdException w:name="Body Text 2" w:semiHidden="1" w:unhideWhenUsed="1"/>
-    <w:lsdException w:name="Body Text 3" w:semiHidden="1" w:unhideWhenUsed="1"/>
-    <w:lsdException w:name="Body Text Indent 2" w:semiHidden="1" w:unhideWhenUsed="1"/>
-    <w:lsdException w:name="Body Text Indent 3" w:semiHidden="1" w:unhideWhenUsed="1"/>
-    <w:lsdException w:name="Block Text" w:semiHidden="1" w:unhideWhenUsed="1"/>
-    <w:lsdException w:name="Hyperlink" w:semiHidden="1" w:unhideWhenUsed="1"/>
-    <w:lsdException w:name="FollowedHyperlink" w:semiHidden="1" w:unhideWhenUsed="1"/>
-    <w:lsdException w:name="Strong" w:uiPriority="22" w:qFormat="1"/>
-    <w:lsdException w:name="Emphasis" w:uiPriority="20" w:qFormat="1"/>
-    <w:lsdException w:name="Document Map" w:semiHidden="1" w:unhideWhenUsed="1"/>
-    <w:lsdException w:name="Plain Text" w:semiHidden="1" w:unhideWhenUsed="1"/>
-    <w:lsdException w:name="E-mail Signature" w:semiHidden="1" w:unhideWhenUsed="1"/>
-    <w:lsdException w:name="HTML Top of Form" w:semiHidden="1" w:unhideWhenUsed="1"/>
-    <w:lsdException w:name="HTML Bottom of Form" w:semiHidden="1" w:unhideWhenUsed="1"/>
-    <w:lsdException w:name="Normal (Web)" w:semiHidden="1" w:unhideWhenUsed="1"/>
-    <w:lsdException w:name="HTML Acronym" w:semiHidden="1" w:unhideWhenUsed="1"/>
-    <w:lsdException w:name="HTML Address" w:semiHidden="1" w:unhideWhenUsed="1"/>
-    <w:lsdException w:name="HTML Cite" w:semiHidden="1" w:unhideWhenUsed="1"/>
-    <w:lsdException w:name="HTML Code" w:semiHidden="1" w:unhideWhenUsed="1"/>
-    <w:lsdException w:name="HTML Definition" w:semiHidden="1" w:unhideWhenUsed="1"/>
-    <w:lsdException w:name="HTML Keyboard" w:semiHidden="1" w:unhideWhenUsed="1"/>
-    <w:lsdException w:name="HTML Preformatted" w:semiHidden="1" w:unhideWhenUsed="1"/>
-    <w:lsdException w:name="HTML Sample" w:semiHidden="1" w:unhideWhenUsed="1"/>
-    <w:lsdException w:name="HTML Typewriter" w:semiHidden="1" w:unhideWhenUsed="1"/>
-    <w:lsdException w:name="HTML Variable" w:semiHidden="1" w:unhideWhenUsed="1"/>
-    <w:lsdException w:name="annotation subject" w:semiHidden="1" w:unhideWhenUsed="1"/>
-    <w:lsdException w:name="No List" w:semiHidden="1" w:unhideWhenUsed="1"/>
-    <w:lsdException w:name="Outline List 1" w:semiHidden="1" w:unhideWhenUsed="1"/>
-    <w:lsdException w:name="Outline List 2" w:semiHidden="1" w:unhideWhenUsed="1"/>
-    <w:lsdException w:name="Outline List 3" w:semiHidden="1" w:unhideWhenUsed="1"/>
-    <w:lsdException w:name="Table Simple 1" w:semiHidden="1" w:unhideWhenUsed="1"/>
-    <w:lsdException w:name="Table Simple 2" w:semiHidden="1" w:unhideWhenUsed="1"/>
-    <w:lsdException w:name="Table Simple 3" w:semiHidden="1" w:unhideWhenUsed="1"/>
-    <w:lsdException w:name="Table Classic 1" w:semiHidden="1" w:unhideWhenUsed="1"/>
-    <w:lsdException w:name="Table Classic 2" w:semiHidden="1" w:unhideWhenUsed="1"/>
-    <w:lsdException w:name="Table Classic 3" w:semiHidden="1" w:unhideWhenUsed="1"/>
-    <w:lsdException w:name="Table Classic 4" w:semiHidden="1" w:unhideWhenUsed="1"/>
-    <w:lsdException w:name="Table Colorful 1" w:semiHidden="1" w:unhideWhenUsed="1"/>
-    <w:lsdException w:name="Table Colorful 2" w:semiHidden="1" w:unhideWhenUsed="1"/>
-    <w:lsdException w:name="Table Colorful 3" w:semiHidden="1" w:unhideWhenUsed="1"/>
-    <w:lsdException w:name="Table Columns 1" w:semiHidden="1" w:unhideWhenUsed="1"/>
-    <w:lsdException w:name="Table Columns 2" w:semiHidden="1" w:unhideWhenUsed="1"/>
-    <w:lsdException w:name="Table Columns 3" w:semiHidden="1" w:unhideWhenUsed="1"/>
-    <w:lsdException w:name="Table Columns 4" w:semiHidden="1" w:unhideWhenUsed="1"/>
-    <w:lsdException w:name="Table Columns 5" w:semiHidden="1" w:unhideWhenUsed="1"/>
-    <w:lsdException w:name="Table Grid 1" w:semiHidden="1" w:unhideWhenUsed="1"/>
-    <w:lsdException w:name="Table Grid 2" w:semiHidden="1" w:unhideWhenUsed="1"/>
-    <w:lsdException w:name="Table Grid 3" w:semiHidden="1" w:unhideWhenUsed="1"/>
-    <w:lsdException w:name="Table Grid 4" w:semiHidden="1" w:unhideWhenUsed="1"/>
-    <w:lsdException w:name="Table Grid 5" w:semiHidden="1" w:unhideWhenUsed="1"/>
-    <w:lsdException w:name="Table Grid 6" w:semiHidden="1" w:unhideWhenUsed="1"/>
-    <w:lsdException w:name="Table Grid 7" w:semiHidden="1" w:unhideWhenUsed="1"/>
-    <w:lsdException w:name="Table Grid 8" w:semiHidden="1" w:unhideWhenUsed="1"/>
-    <w:lsdException w:name="Table List 1" w:semiHidden="1" w:unhideWhenUsed="1"/>
-    <w:lsdException w:name="Table List 2" w:semiHidden="1" w:unhideWhenUsed="1"/>
-    <w:lsdException w:name="Table List 3" w:semiHidden="1" w:unhideWhenUsed="1"/>
-    <w:lsdException w:name="Table List 4" w:semiHidden="1" w:unhideWhenUsed="1"/>
-    <w:lsdException w:name="Table List 5" w:semiHidden="1" w:unhideWhenUsed="1"/>
-    <w:lsdException w:name="Table List 6" w:semiHidden="1" w:unhideWhenUsed="1"/>
-    <w:lsdException w:name="Table List 7" w:semiHidden="1" w:unhideWhenUsed="1"/>
-    <w:lsdException w:name="Table List 8" w:semiHidden="1" w:unhideWhenUsed="1"/>
-    <w:lsdException w:name="Table 3D effects 1" w:semiHidden="1" w:unhideWhenUsed="1"/>
-    <w:lsdException w:name="Table 3D effects 2" w:semiHidden="1" w:unhideWhenUsed="1"/>
-    <w:lsdException w:name="Table 3D effects 3" w:semiHidden="1" w:unhideWhenUsed="1"/>
-    <w:lsdException w:name="Table Contemporary" w:semiHidden="1" w:unhideWhenUsed="1"/>
-    <w:lsdException w:name="Table Elegant" w:semiHidden="1" w:unhideWhenUsed="1"/>
-    <w:lsdException w:name="Table Professional" w:semiHidden="1" w:unhideWhenUsed="1"/>
-    <w:lsdException w:name="Table Subtle 2" w:semiHidden="1" w:unhideWhenUsed="1"/>
-    <w:lsdException w:name="Table Web 1" w:semiHidden="1" w:unhideWhenUsed="1"/>
-    <w:lsdException w:name="Balloon Text" w:semiHidden="1" w:unhideWhenUsed="1"/>
-    <w:lsdException w:name="Table Grid" w:uiPriority="39"/>
-    <w:lsdException w:name="Table Theme" w:semiHidden="1" w:unhideWhenUsed="1"/>
-    <w:lsdException w:name="Placeholder Text" w:semiHidden="1"/>
-    <w:lsdException w:name="No Spacing" w:uiPriority="1" w:qFormat="1"/>
-    <w:lsdException w:name="Light Shading" w:uiPriority="60"/>
-    <w:lsdException w:name="Light List" w:uiPriority="61"/>
-    <w:lsdException w:name="Light Grid" w:uiPriority="62"/>
-    <w:lsdException w:name="Medium Shading 1" w:uiPriority="63"/>
-    <w:lsdException w:name="Medium Shading 2" w:uiPriority="64"/>
-    <w:lsdException w:name="Medium List 1" w:uiPriority="65"/>
-    <w:lsdException w:name="Medium List 2" w:uiPriority="66"/>
-    <w:lsdException w:name="Medium Grid 1" w:uiPriority="67"/>
-    <w:lsdException w:name="Medium Grid 2" w:uiPriority="68"/>
-    <w:lsdException w:name="Medium Grid 3" w:uiPriority="69"/>
-    <w:lsdException w:name="Dark List" w:uiPriority="70"/>
-    <w:lsdException w:name="Colorful Shading" w:uiPriority="71"/>
-    <w:lsdException w:name="Colorful List" w:uiPriority="72"/>
-    <w:lsdException w:name="Colorful Grid" w:uiPriority="73"/>
-    <w:lsdException w:name="Light Shading Accent 1" w:uiPriority="60"/>
-    <w:lsdException w:name="Light List Accent 1" w:uiPriority="61"/>
-    <w:lsdException w:name="Light Grid Accent 1" w:uiPriority="62"/>
-    <w:lsdException w:name="Medium Shading 1 Accent 1" w:uiPriority="63"/>
-    <w:lsdException w:name="Medium Shading 2 Accent 1" w:uiPriority="64"/>
-    <w:lsdException w:name="Medium List 1 Accent 1" w:uiPriority="65"/>
-    <w:lsdException w:name="Revision" w:semiHidden="1"/>
-    <w:lsdException w:name="List Paragraph" w:uiPriority="34" w:qFormat="1"/>
-    <w:lsdException w:name="Quote" w:uiPriority="29" w:qFormat="1"/>
-    <w:lsdException w:name="Intense Quote" w:uiPriority="30" w:qFormat="1"/>
-    <w:lsdException w:name="Medium List 2 Accent 1" w:uiPriority="66"/>
-    <w:lsdException w:name="Medium Grid 1 Accent 1" w:uiPriority="67"/>
-    <w:lsdException w:name="Medium Grid 2 Accent 1" w:uiPriority="68"/>
-    <w:lsdException w:name="Medium Grid 3 Accent 1" w:uiPriority="69"/>
-    <w:lsdException w:name="Dark List Accent 1" w:uiPriority="70"/>
-    <w:lsdException w:name="Colorful Shading Accent 1" w:uiPriority="71"/>
-    <w:lsdException w:name="Colorful List Accent 1" w:uiPriority="72"/>
-    <w:lsdException w:name="Colorful Grid Accent 1" w:uiPriority="73"/>
-    <w:lsdException w:name="Light Shading Accent 2" w:uiPriority="60"/>
-    <w:lsdException w:name="Light List Accent 2" w:uiPriority="61"/>
-    <w:lsdException w:name="Light Grid Accent 2" w:uiPriority="62"/>
-    <w:lsdException w:name="Medium Shading 1 Accent 2" w:uiPriority="63"/>
-    <w:lsdException w:name="Medium Shading 2 Accent 2" w:uiPriority="64"/>
-    <w:lsdException w:name="Medium List 1 Accent 2" w:uiPriority="65"/>
-    <w:lsdException w:name="Medium List 2 Accent 2" w:uiPriority="66"/>
-    <w:lsdException w:name="Medium Grid 1 Accent 2" w:uiPriority="67"/>
-    <w:lsdException w:name="Medium Grid 2 Accent 2" w:uiPriority="68"/>
-    <w:lsdException w:name="Medium Grid 3 Accent 2" w:uiPriority="69"/>
-    <w:lsdException w:name="Dark List Accent 2" w:uiPriority="70"/>
-    <w:lsdException w:name="Colorful Shading Accent 2" w:uiPriority="71"/>
-    <w:lsdException w:name="Colorful List Accent 2" w:uiPriority="72"/>
-    <w:lsdException w:name="Colorful Grid Accent 2" w:uiPriority="73"/>
-    <w:lsdException w:name="Light Shading Accent 3" w:uiPriority="60"/>
-    <w:lsdException w:name="Light List Accent 3" w:uiPriority="61"/>
-    <w:lsdException w:name="Light Grid Accent 3" w:uiPriority="62"/>
-    <w:lsdException w:name="Medium Shading 1 Accent 3" w:uiPriority="63"/>
-    <w:lsdException w:name="Medium Shading 2 Accent 3" w:uiPriority="64"/>
-    <w:lsdException w:name="Medium List 1 Accent 3" w:uiPriority="65"/>
-    <w:lsdException w:name="Medium List 2 Accent 3" w:uiPriority="66"/>
-    <w:lsdException w:name="Medium Grid 1 Accent 3" w:uiPriority="67"/>
-    <w:lsdException w:name="Medium Grid 2 Accent 3" w:uiPriority="68"/>
-    <w:lsdException w:name="Medium Grid 3 Accent 3" w:uiPriority="69"/>
-    <w:lsdException w:name="Dark List Accent 3" w:uiPriority="70"/>
-    <w:lsdException w:name="Colorful Shading Accent 3" w:uiPriority="71"/>
-    <w:lsdException w:name="Colorful List Accent 3" w:uiPriority="72"/>
-    <w:lsdException w:name="Colorful Grid Accent 3" w:uiPriority="73"/>
-    <w:lsdException w:name="Light Shading Accent 4" w:uiPriority="60"/>
-    <w:lsdException w:name="Light List Accent 4" w:uiPriority="61"/>
-    <w:lsdException w:name="Light Grid Accent 4" w:uiPriority="62"/>
-    <w:lsdException w:name="Medium Shading 1 Accent 4" w:uiPriority="63"/>
-    <w:lsdException w:name="Medium Shading 2 Accent 4" w:uiPriority="64"/>
-    <w:lsdException w:name="Medium List 1 Accent 4" w:uiPriority="65"/>
-    <w:lsdException w:name="Medium List 2 Accent 4" w:uiPriority="66"/>
-    <w:lsdException w:name="Medium Grid 1 Accent 4" w:uiPriority="67"/>
-    <w:lsdException w:name="Medium Grid 2 Accent 4" w:uiPriority="68"/>
-    <w:lsdException w:name="Medium Grid 3 Accent 4" w:uiPriority="69"/>
-    <w:lsdException w:name="Dark List Accent 4" w:uiPriority="70"/>
-    <w:lsdException w:name="Colorful Shading Accent 4" w:uiPriority="71"/>
-    <w:lsdException w:name="Colorful List Accent 4" w:uiPriority="72"/>
-    <w:lsdException w:name="Colorful Grid Accent 4" w:uiPriority="73"/>
-    <w:lsdException w:name="Light Shading Accent 5" w:uiPriority="60"/>
-    <w:lsdException w:name="Light List Accent 5" w:uiPriority="61"/>
-    <w:lsdException w:name="Light Grid Accent 5" w:uiPriority="62"/>
-    <w:lsdException w:name="Medium Shading 1 Accent 5" w:uiPriority="63"/>
-    <w:lsdException w:name="Medium Shading 2 Accent 5" w:uiPriority="64"/>
-    <w:lsdException w:name="Medium List 1 Accent 5" w:uiPriority="65"/>
-    <w:lsdException w:name="Medium List 2 Accent 5" w:uiPriority="66"/>
-    <w:lsdException w:name="Medium Grid 1 Accent 5" w:uiPriority="67"/>
-    <w:lsdException w:name="Medium Grid 2 Accent 5" w:uiPriority="68"/>
-    <w:lsdException w:name="Medium Grid 3 Accent 5" w:uiPriority="69"/>
-    <w:lsdException w:name="Dark List Accent 5" w:uiPriority="70"/>
-    <w:lsdException w:name="Colorful Shading Accent 5" w:uiPriority="71"/>
-    <w:lsdException w:name="Colorful List Accent 5" w:uiPriority="72"/>
-    <w:lsdException w:name="Colorful Grid Accent 5" w:uiPriority="73"/>
-    <w:lsdException w:name="Light Shading Accent 6" w:uiPriority="60"/>
-    <w:lsdException w:name="Light List Accent 6" w:uiPriority="61"/>
-    <w:lsdException w:name="Light Grid Accent 6" w:uiPriority="62"/>
-    <w:lsdException w:name="Medium Shading 1 Accent 6" w:uiPriority="63"/>
-    <w:lsdException w:name="Medium Shading 2 Accent 6" w:uiPriority="64"/>
-    <w:lsdException w:name="Medium List 1 Accent 6" w:uiPriority="65"/>
-    <w:lsdException w:name="Medium List 2 Accent 6" w:uiPriority="66"/>
-    <w:lsdException w:name="Medium Grid 1 Accent 6" w:uiPriority="67"/>
-    <w:lsdException w:name="Medium Grid 2 Accent 6" w:uiPriority="68"/>
-    <w:lsdException w:name="Medium Grid 3 Accent 6" w:uiPriority="69"/>
-    <w:lsdException w:name="Dark List Accent 6" w:uiPriority="70"/>
-    <w:lsdException w:name="Colorful Shading Accent 6" w:uiPriority="71"/>
-    <w:lsdException w:name="Colorful List Accent 6" w:uiPriority="72"/>
-    <w:lsdException w:name="Colorful Grid Accent 6" w:uiPriority="73"/>
-    <w:lsdException w:name="Subtle Emphasis" w:uiPriority="19" w:qFormat="1"/>
-    <w:lsdException w:name="Intense Emphasis" w:uiPriority="21" w:qFormat="1"/>
-    <w:lsdException w:name="Subtle Reference" w:uiPriority="31" w:qFormat="1"/>
-    <w:lsdException w:name="Intense Reference" w:uiPriority="32" w:qFormat="1"/>
-    <w:lsdException w:name="Book Title" w:uiPriority="33" w:qFormat="1"/>
-    <w:lsdException w:name="Bibliography" w:semiHidden="1" w:uiPriority="37" w:unhideWhenUsed="1"/>
-    <w:lsdException w:name="TOC Heading" w:semiHidden="1" w:uiPriority="39" w:unhideWhenUsed="1" w:qFormat="1"/>
-    <w:lsdException w:name="Plain Table 1" w:uiPriority="41"/>
-    <w:lsdException w:name="Plain Table 2" w:uiPriority="42"/>
-    <w:lsdException w:name="Plain Table 3" w:uiPriority="43"/>
-    <w:lsdException w:name="Plain Table 4" w:uiPriority="44"/>
-    <w:lsdException w:name="Plain Table 5" w:uiPriority="45"/>
-    <w:lsdException w:name="Grid Table Light" w:uiPriority="40"/>
-    <w:lsdException w:name="Grid Table 1 Light" w:uiPriority="46"/>
-    <w:lsdException w:name="Grid Table 2" w:uiPriority="47"/>
-    <w:lsdException w:name="Grid Table 3" w:uiPriority="48"/>
-    <w:lsdException w:name="Grid Table 4" w:uiPriority="49"/>
-    <w:lsdException w:name="Grid Table 5 Dark" w:uiPriority="50"/>
-    <w:lsdException w:name="Grid Table 6 Colorful" w:uiPriority="51"/>
-    <w:lsdException w:name="Grid Table 7 Colorful" w:uiPriority="52"/>
-    <w:lsdException w:name="Grid Table 1 Light Accent 1" w:uiPriority="46"/>
-    <w:lsdException w:name="Grid Table 2 Accent 1" w:uiPriority="47"/>
-    <w:lsdException w:name="Grid Table 3 Accent 1" w:uiPriority="48"/>
-    <w:lsdException w:name="Grid Table 4 Accent 1" w:uiPriority="49"/>
-    <w:lsdException w:name="Grid Table 5 Dark Accent 1" w:uiPriority="50"/>
-    <w:lsdException w:name="Grid Table 6 Colorful Accent 1" w:uiPriority="51"/>
-    <w:lsdException w:name="Grid Table 7 Colorful Accent 1" w:uiPriority="52"/>
-    <w:lsdException w:name="Grid Table 1 Light Accent 2" w:uiPriority="46"/>
-    <w:lsdException w:name="Grid Table 2 Accent 2" w:uiPriority="47"/>
-    <w:lsdException w:name="Grid Table 3 Accent 2" w:uiPriority="48"/>
-    <w:lsdException w:name="Grid Table 4 Accent 2" w:uiPriority="49"/>
-    <w:lsdException w:name="Grid Table 5 Dark Accent 2" w:uiPriority="50"/>
-    <w:lsdException w:name="Grid Table 6 Colorful Accent 2" w:uiPriority="51"/>
-    <w:lsdException w:name="Grid Table 7 Colorful Accent 2" w:uiPriority="52"/>
-    <w:lsdException w:name="Grid Table 1 Light Accent 3" w:uiPriority="46"/>
-    <w:lsdException w:name="Grid Table 2 Accent 3" w:uiPriority="47"/>
-    <w:lsdException w:name="Grid Table 3 Accent 3" w:uiPriority="48"/>
-    <w:lsdException w:name="Grid Table 4 Accent 3" w:uiPriority="49"/>
-    <w:lsdException w:name="Grid Table 5 Dark Accent 3" w:uiPriority="50"/>
-    <w:lsdException w:name="Grid Table 6 Colorful Accent 3" w:uiPriority="51"/>
-    <w:lsdException w:name="Grid Table 7 Colorful Accent 3" w:uiPriority="52"/>
-    <w:lsdException w:name="Grid Table 1 Light Accent 4" w:uiPriority="46"/>
-    <w:lsdException w:name="Grid Table 2 Accent 4" w:uiPriority="47"/>
-    <w:lsdException w:name="Grid Table 3 Accent 4" w:uiPriority="48"/>
-    <w:lsdException w:name="Grid Table 4 Accent 4" w:uiPriority="49"/>
-    <w:lsdException w:name="Grid Table 5 Dark Accent 4" w:uiPriority="50"/>
-    <w:lsdException w:name="Grid Table 6 Colorful Accent 4" w:uiPriority="51"/>
-    <w:lsdException w:name="Grid Table 7 Colorful Accent 4" w:uiPriority="52"/>
-    <w:lsdException w:name="Grid Table 1 Light Accent 5" w:uiPriority="46"/>
-    <w:lsdException w:name="Grid Table 2 Accent 5" w:uiPriority="47"/>
-    <w:lsdException w:name="Grid Table 3 Accent 5" w:uiPriority="48"/>
-    <w:lsdException w:name="Grid Table 4 Accent 5" w:uiPriority="49"/>
-    <w:lsdException w:name="Grid Table 5 Dark Accent 5" w:uiPriority="50"/>
-    <w:lsdException w:name="Grid Table 6 Colorful Accent 5" w:uiPriority="51"/>
-    <w:lsdException w:name="Grid Table 7 Colorful Accent 5" w:uiPriority="52"/>
-    <w:lsdException w:name="Grid Table 1 Light Accent 6" w:uiPriority="46"/>
-    <w:lsdException w:name="Grid Table 2 Accent 6" w:uiPriority="47"/>
-    <w:lsdException w:name="Grid Table 3 Accent 6" w:uiPriority="48"/>
-    <w:lsdException w:name="Grid Table 4 Accent 6" w:uiPriority="49"/>
-    <w:lsdException w:name="Grid Table 5 Dark Accent 6" w:uiPriority="50"/>
-    <w:lsdException w:name="Grid Table 6 Colorful Accent 6" w:uiPriority="51"/>
-    <w:lsdException w:name="Grid Table 7 Colorful Accent 6" w:uiPriority="52"/>
-    <w:lsdException w:name="List Table 1 Light" w:uiPriority="46"/>
-    <w:lsdException w:name="List Table 2" w:uiPriority="47"/>
-    <w:lsdException w:name="List Table 3" w:uiPriority="48"/>
-    <w:lsdException w:name="List Table 4" w:uiPriority="49"/>
-    <w:lsdException w:name="List Table 5 Dark" w:uiPriority="50"/>
-    <w:lsdException w:name="List Table 6 Colorful" w:uiPriority="51"/>
-    <w:lsdException w:name="List Table 7 Colorful" w:uiPriority="52"/>
-    <w:lsdException w:name="List Table 1 Light Accent 1" w:uiPriority="46"/>
-    <w:lsdException w:name="List Table 2 Accent 1" w:uiPriority="47"/>
-    <w:lsdException w:name="List Table 3 Accent 1" w:uiPriority="48"/>
-    <w:lsdException w:name="List Table 4 Accent 1" w:uiPriority="49"/>
-    <w:lsdException w:name="List Table 5 Dark Accent 1" w:uiPriority="50"/>
-    <w:lsdException w:name="List Table 6 Colorful Accent 1" w:uiPriority="51"/>
-    <w:lsdException w:name="List Table 7 Colorful Accent 1" w:uiPriority="52"/>
-    <w:lsdException w:name="List Table 1 Light Accent 2" w:uiPriority="46"/>
-    <w:lsdException w:name="List Table 2 Accent 2" w:uiPriority="47"/>
-    <w:lsdException w:name="List Table 3 Accent 2" w:uiPriority="48"/>
-    <w:lsdException w:name="List Table 4 Accent 2" w:uiPriority="49"/>
-    <w:lsdException w:name="List Table 5 Dark Accent 2" w:uiPriority="50"/>
-    <w:lsdException w:name="List Table 6 Colorful Accent 2" w:uiPriority="51"/>
-    <w:lsdException w:name="List Table 7 Colorful Accent 2" w:uiPriority="52"/>
-    <w:lsdException w:name="List Table 1 Light Accent 3" w:uiPriority="46"/>
-    <w:lsdException w:name="List Table 2 Accent 3" w:uiPriority="47"/>
-    <w:lsdException w:name="List Table 3 Accent 3" w:uiPriority="48"/>
-    <w:lsdException w:name="List Table 4 Accent 3" w:uiPriority="49"/>
-    <w:lsdException w:name="List Table 5 Dark Accent 3" w:uiPriority="50"/>
-    <w:lsdException w:name="List Table 6 Colorful Accent 3" w:uiPriority="51"/>
-    <w:lsdException w:name="List Table 7 Colorful Accent 3" w:uiPriority="52"/>
-    <w:lsdException w:name="List Table 1 Light Accent 4" w:uiPriority="46"/>
-    <w:lsdException w:name="List Table 2 Accent 4" w:uiPriority="47"/>
-    <w:lsdException w:name="List Table 3 Accent 4" w:uiPriority="48"/>
-    <w:lsdException w:name="List Table 4 Accent 4" w:uiPriority="49"/>
-    <w:lsdException w:name="List Table 5 Dark Accent 4" w:uiPriority="50"/>
-    <w:lsdException w:name="List Table 6 Colorful Accent 4" w:uiPriority="51"/>
-    <w:lsdException w:name="List Table 7 Colorful Accent 4" w:uiPriority="52"/>
-    <w:lsdException w:name="List Table 1 Light Accent 5" w:uiPriority="46"/>
-    <w:lsdException w:name="List Table 2 Accent 5" w:uiPriority="47"/>
-    <w:lsdException w:name="List Table 3 Accent 5" w:uiPriority="48"/>
-    <w:lsdException w:name="List Table 4 Accent 5" w:uiPriority="49"/>
-    <w:lsdException w:name="List Table 5 Dark Accent 5" w:uiPriority="50"/>
-    <w:lsdException w:name="List Table 6 Colorful Accent 5" w:uiPriority="51"/>
-    <w:lsdException w:name="List Table 7 Colorful Accent 5" w:uiPriority="52"/>
-    <w:lsdException w:name="List Table 1 Light Accent 6" w:uiPriority="46"/>
-    <w:lsdException w:name="List Table 2 Accent 6" w:uiPriority="47"/>
-    <w:lsdException w:name="List Table 3 Accent 6" w:uiPriority="48"/>
-    <w:lsdException w:name="List Table 4 Accent 6" w:uiPriority="49"/>
-    <w:lsdException w:name="List Table 5 Dark Accent 6" w:uiPriority="50"/>
-    <w:lsdException w:name="List Table 6 Colorful Accent 6" w:uiPriority="51"/>
-    <w:lsdException w:name="List Table 7 Colorful Accent 6" w:uiPriority="52"/>
-    <w:lsdException w:name="Mention" w:semiHidden="1" w:unhideWhenUsed="1"/>
-    <w:lsdException w:name="Smart Hyperlink" w:semiHidden="1" w:unhideWhenUsed="1"/>
-    <w:lsdException w:name="Hashtag" w:semiHidden="1" w:unhideWhenUsed="1"/>
-    <w:lsdException w:name="Unresolved Mention" w:semiHidden="1" w:unhideWhenUsed="1"/>
-    <w:lsdException w:name="Smart Link" w:semiHidden="1" w:unhideWhenUsed="1"/>
-  </w:latentStyles>
-  <w:style w:type="paragraph" w:default="1" w:styleId="Normal">
-    <w:name w:val="Normal"/>
-    <w:qFormat/>
-  </w:style>
-  <w:style w:type="paragraph" w:styleId="Heading1">
-    <w:name w:val="heading 1"/>
-    <w:basedOn w:val="Normal"/>
-    <w:next w:val="Normal"/>
-    <w:link w:val="Heading1Char"/>
-    <w:uiPriority w:val="4"/>
-    <w:rsid w:val="005C3EC8"/>
-    <w:pPr>
-      <w:keepNext/>
-      <w:keepLines/>
-      <w:spacing w:before="120" w:after="120" w:line="264" w:lineRule="auto"/>
-      <w:outlineLvl w:val="0"/>
-    </w:pPr>
-    <w:rPr>
-      <w:rFonts w:asciiTheme="majorHAnsi" w:eastAsiaTheme="majorEastAsia" w:hAnsiTheme="majorHAnsi" w:cs="Times New Roman (Headings CS)"/>
-      <w:b/>
-      <w:caps/>
-      <w:color w:val="7B7B7B" w:themeColor="accent3" w:themeShade="BF"/>
-      <w:spacing w:val="20"/>
-      <w:sz w:val="20"/>
-      <w:szCs w:val="30"/>
-      <w:lang w:eastAsia="ja-JP"/>
-    </w:rPr>
-  </w:style>
-  <w:style w:type="character" w:default="1" w:styleId="DefaultParagraphFont">
-    <w:name w:val="Default Paragraph Font"/>
-    <w:uiPriority w:val="1"/>
-    <w:semiHidden/>
-    <w:unhideWhenUsed/>
-  </w:style>
-  <w:style w:type="table" w:default="1" w:styleId="TableNormal">
-    <w:name w:val="Normal Table"/>
-    <w:uiPriority w:val="99"/>
-    <w:semiHidden/>
-    <w:unhideWhenUsed/>
-    <w:tblPr>
-      <w:tblInd w:w="0" w:type="dxa"/>
-      <w:tblCellMar>
-        <w:top w:w="0" w:type="dxa"/>
-        <w:left w:w="108" w:type="dxa"/>
-        <w:bottom w:w="0" w:type="dxa"/>
-        <w:right w:w="108" w:type="dxa"/>
-      </w:tblCellMar>
-    </w:tblPr>
-  </w:style>
-  <w:style w:type="numbering" w:default="1" w:styleId="NoList">
-    <w:name w:val="No List"/>
-    <w:uiPriority w:val="99"/>
-    <w:semiHidden/>
-    <w:unhideWhenUsed/>
-  </w:style>
-  <w:style w:type="paragraph" w:customStyle="1" w:styleId="FC358C154D03694FA767BC095B4E0F82">
-    <w:name w:val="FC358C154D03694FA767BC095B4E0F82"/>
-  </w:style>
-  <w:style w:type="paragraph" w:customStyle="1" w:styleId="DCB2BC7535947249B57FAC46A4A4E149">
-    <w:name w:val="DCB2BC7535947249B57FAC46A4A4E149"/>
-    <w:rsid w:val="005C3EC8"/>
-    <w:pPr>
-      <w:spacing w:before="120" w:after="120" w:line="264" w:lineRule="auto"/>
-    </w:pPr>
-    <w:rPr>
-      <w:rFonts w:cs="Times New Roman (Body CS)"/>
-      <w:color w:val="0D0D0D" w:themeColor="text1" w:themeTint="F2"/>
-      <w:sz w:val="18"/>
-      <w:szCs w:val="20"/>
-      <w:lang w:eastAsia="ja-JP"/>
-    </w:rPr>
-  </w:style>
-  <w:style w:type="paragraph" w:customStyle="1" w:styleId="46EC5A82B9B8684FA9BDDCB47165BFFA">
-    <w:name w:val="46EC5A82B9B8684FA9BDDCB47165BFFA"/>
-    <w:rsid w:val="005C3EC8"/>
-    <w:pPr>
-      <w:spacing w:before="120" w:after="120" w:line="264" w:lineRule="auto"/>
-    </w:pPr>
-    <w:rPr>
-      <w:rFonts w:cs="Times New Roman (Body CS)"/>
-      <w:color w:val="0D0D0D" w:themeColor="text1" w:themeTint="F2"/>
-      <w:sz w:val="18"/>
-      <w:szCs w:val="20"/>
-      <w:lang w:eastAsia="ja-JP"/>
-    </w:rPr>
-  </w:style>
-  <w:style w:type="paragraph" w:customStyle="1" w:styleId="817BEB66B7BF5241BF5704C44B26B94B">
-    <w:name w:val="817BEB66B7BF5241BF5704C44B26B94B"/>
-  </w:style>
-  <w:style w:type="paragraph" w:customStyle="1" w:styleId="691274B58E60754C9FDF41FF784391B9">
-    <w:name w:val="691274B58E60754C9FDF41FF784391B9"/>
-  </w:style>
-  <w:style w:type="paragraph" w:customStyle="1" w:styleId="DCB2BC7535947249B57FAC46A4A4E1491">
-    <w:name w:val="DCB2BC7535947249B57FAC46A4A4E1491"/>
-    <w:rsid w:val="005C3EC8"/>
-    <w:pPr>
-      <w:spacing w:before="120" w:after="120" w:line="264" w:lineRule="auto"/>
-    </w:pPr>
-    <w:rPr>
-      <w:rFonts w:cs="Times New Roman (Body CS)"/>
-      <w:color w:val="0D0D0D" w:themeColor="text1" w:themeTint="F2"/>
-      <w:sz w:val="18"/>
-      <w:szCs w:val="20"/>
-      <w:lang w:eastAsia="ja-JP"/>
-    </w:rPr>
-  </w:style>
-  <w:style w:type="paragraph" w:customStyle="1" w:styleId="3BFE2923B1B6B64199D5F7AD9462EBA3">
-    <w:name w:val="3BFE2923B1B6B64199D5F7AD9462EBA3"/>
-  </w:style>
-  <w:style w:type="paragraph" w:customStyle="1" w:styleId="A2567AFF336E174CABA4DD79BB171258">
-    <w:name w:val="A2567AFF336E174CABA4DD79BB171258"/>
-  </w:style>
-  <w:style w:type="paragraph" w:customStyle="1" w:styleId="A04C060E3C134C1FA11E211D57CD6FBE">
-    <w:name w:val="A04C060E3C134C1FA11E211D57CD6FBE"/>
-    <w:rsid w:val="00CC1E73"/>
-    <w:pPr>
-      <w:spacing w:after="160" w:line="259" w:lineRule="auto"/>
-    </w:pPr>
-    <w:rPr>
-      <w:sz w:val="22"/>
-      <w:szCs w:val="22"/>
-      <w:lang w:val="en-AU" w:eastAsia="en-AU"/>
-    </w:rPr>
-  </w:style>
-  <w:style w:type="paragraph" w:customStyle="1" w:styleId="70CF8C987283412BB0AF8D28BCC97CFB">
-    <w:name w:val="70CF8C987283412BB0AF8D28BCC97CFB"/>
-    <w:rsid w:val="00CC1E73"/>
-    <w:pPr>
-      <w:spacing w:after="160" w:line="259" w:lineRule="auto"/>
-    </w:pPr>
-    <w:rPr>
-      <w:sz w:val="22"/>
-      <w:szCs w:val="22"/>
-      <w:lang w:val="en-AU" w:eastAsia="en-AU"/>
-    </w:rPr>
-  </w:style>
-  <w:style w:type="paragraph" w:customStyle="1" w:styleId="5C3E4B34DD5949CC819B51B85FD06C2C">
-    <w:name w:val="5C3E4B34DD5949CC819B51B85FD06C2C"/>
-    <w:rsid w:val="00CC1E73"/>
-    <w:pPr>
-      <w:spacing w:after="160" w:line="259" w:lineRule="auto"/>
-    </w:pPr>
-    <w:rPr>
-      <w:sz w:val="22"/>
-      <w:szCs w:val="22"/>
-      <w:lang w:val="en-AU" w:eastAsia="en-AU"/>
-    </w:rPr>
-  </w:style>
-  <w:style w:type="character" w:styleId="PlaceholderText">
-    <w:name w:val="Placeholder Text"/>
-    <w:basedOn w:val="DefaultParagraphFont"/>
-    <w:uiPriority w:val="99"/>
-    <w:semiHidden/>
-    <w:rsid w:val="005C3EC8"/>
-    <w:rPr>
-      <w:color w:val="808080"/>
-    </w:rPr>
-  </w:style>
-  <w:style w:type="paragraph" w:customStyle="1" w:styleId="C46E3B7AEF1243B7A95554097B1270F7">
-    <w:name w:val="C46E3B7AEF1243B7A95554097B1270F7"/>
-    <w:rsid w:val="00CC1E73"/>
-    <w:pPr>
-      <w:spacing w:after="160" w:line="259" w:lineRule="auto"/>
-    </w:pPr>
-    <w:rPr>
-      <w:sz w:val="22"/>
-      <w:szCs w:val="22"/>
-      <w:lang w:val="en-AU" w:eastAsia="en-AU"/>
-    </w:rPr>
-  </w:style>
-  <w:style w:type="paragraph" w:customStyle="1" w:styleId="E77A87EAC04B41B39DB9BD6780DAF530">
-    <w:name w:val="E77A87EAC04B41B39DB9BD6780DAF530"/>
-    <w:rsid w:val="00CC1E73"/>
-    <w:pPr>
-      <w:spacing w:after="160" w:line="259" w:lineRule="auto"/>
-    </w:pPr>
-    <w:rPr>
-      <w:sz w:val="22"/>
-      <w:szCs w:val="22"/>
-      <w:lang w:val="en-AU" w:eastAsia="en-AU"/>
-    </w:rPr>
-  </w:style>
-  <w:style w:type="paragraph" w:customStyle="1" w:styleId="EAEDE320CBFD40AE90FD5784983D1ED2">
-    <w:name w:val="EAEDE320CBFD40AE90FD5784983D1ED2"/>
-    <w:rsid w:val="00CC1E73"/>
-    <w:pPr>
-      <w:spacing w:after="160" w:line="259" w:lineRule="auto"/>
-    </w:pPr>
-    <w:rPr>
-      <w:sz w:val="22"/>
-      <w:szCs w:val="22"/>
-      <w:lang w:val="en-AU" w:eastAsia="en-AU"/>
-    </w:rPr>
-  </w:style>
-  <w:style w:type="paragraph" w:customStyle="1" w:styleId="5DC5C36CD95C4A098294114FAFF2821E">
-    <w:name w:val="5DC5C36CD95C4A098294114FAFF2821E"/>
-    <w:rsid w:val="00CC1E73"/>
-    <w:pPr>
-      <w:spacing w:after="160" w:line="259" w:lineRule="auto"/>
-    </w:pPr>
-    <w:rPr>
-      <w:sz w:val="22"/>
-      <w:szCs w:val="22"/>
-      <w:lang w:val="en-AU" w:eastAsia="en-AU"/>
-    </w:rPr>
-  </w:style>
-  <w:style w:type="paragraph" w:customStyle="1" w:styleId="B0BD1AC99BA04D3DACF4ACF1E1F2A6E5">
-    <w:name w:val="B0BD1AC99BA04D3DACF4ACF1E1F2A6E5"/>
-    <w:rsid w:val="00CC1E73"/>
-    <w:pPr>
-      <w:spacing w:after="160" w:line="259" w:lineRule="auto"/>
-    </w:pPr>
-    <w:rPr>
-      <w:sz w:val="22"/>
-      <w:szCs w:val="22"/>
-      <w:lang w:val="en-AU" w:eastAsia="en-AU"/>
-    </w:rPr>
-  </w:style>
-  <w:style w:type="paragraph" w:customStyle="1" w:styleId="24AE25EF64BC452BA1A3F907A6EE66C7">
-    <w:name w:val="24AE25EF64BC452BA1A3F907A6EE66C7"/>
-    <w:rsid w:val="00CC1E73"/>
-    <w:pPr>
-      <w:spacing w:after="160" w:line="259" w:lineRule="auto"/>
-    </w:pPr>
-    <w:rPr>
-      <w:sz w:val="22"/>
-      <w:szCs w:val="22"/>
-      <w:lang w:val="en-AU" w:eastAsia="en-AU"/>
-    </w:rPr>
-  </w:style>
-  <w:style w:type="paragraph" w:customStyle="1" w:styleId="862EF49BA12E4DF09B0E2E6723B152BC">
-    <w:name w:val="862EF49BA12E4DF09B0E2E6723B152BC"/>
-    <w:rsid w:val="00CC1E73"/>
-    <w:pPr>
-      <w:spacing w:after="160" w:line="259" w:lineRule="auto"/>
-    </w:pPr>
-    <w:rPr>
-      <w:sz w:val="22"/>
-      <w:szCs w:val="22"/>
-      <w:lang w:val="en-AU" w:eastAsia="en-AU"/>
-    </w:rPr>
-  </w:style>
-  <w:style w:type="paragraph" w:customStyle="1" w:styleId="52B157D705154F53AB218AEAA712AD1E">
-    <w:name w:val="52B157D705154F53AB218AEAA712AD1E"/>
-    <w:rsid w:val="00CC1E73"/>
-    <w:pPr>
-      <w:spacing w:after="160" w:line="259" w:lineRule="auto"/>
-    </w:pPr>
-    <w:rPr>
-      <w:sz w:val="22"/>
-      <w:szCs w:val="22"/>
-      <w:lang w:val="en-AU" w:eastAsia="en-AU"/>
-    </w:rPr>
-  </w:style>
-  <w:style w:type="paragraph" w:customStyle="1" w:styleId="AC45086EB6754590845FAAC30890EF90">
-    <w:name w:val="AC45086EB6754590845FAAC30890EF90"/>
-    <w:rsid w:val="00CC1E73"/>
-    <w:pPr>
-      <w:spacing w:after="160" w:line="259" w:lineRule="auto"/>
-    </w:pPr>
-    <w:rPr>
-      <w:sz w:val="22"/>
-      <w:szCs w:val="22"/>
-      <w:lang w:val="en-AU" w:eastAsia="en-AU"/>
-    </w:rPr>
-  </w:style>
-  <w:style w:type="paragraph" w:customStyle="1" w:styleId="0F6D8C4300534777B8E638CD90555631">
-    <w:name w:val="0F6D8C4300534777B8E638CD90555631"/>
-    <w:rsid w:val="00CC1E73"/>
-    <w:pPr>
-      <w:spacing w:after="160" w:line="259" w:lineRule="auto"/>
-    </w:pPr>
-    <w:rPr>
-      <w:sz w:val="22"/>
-      <w:szCs w:val="22"/>
-      <w:lang w:val="en-AU" w:eastAsia="en-AU"/>
-    </w:rPr>
-  </w:style>
-  <w:style w:type="paragraph" w:customStyle="1" w:styleId="AD3717F7C41942E2A9DE46955B12BF77">
-    <w:name w:val="AD3717F7C41942E2A9DE46955B12BF77"/>
-    <w:rsid w:val="00CC1E73"/>
-    <w:pPr>
-      <w:spacing w:after="160" w:line="259" w:lineRule="auto"/>
-    </w:pPr>
-    <w:rPr>
-      <w:sz w:val="22"/>
-      <w:szCs w:val="22"/>
-      <w:lang w:val="en-AU" w:eastAsia="en-AU"/>
-    </w:rPr>
-  </w:style>
-  <w:style w:type="paragraph" w:customStyle="1" w:styleId="D35C988FC2A6454AB2C5E6069F59E058">
-    <w:name w:val="D35C988FC2A6454AB2C5E6069F59E058"/>
-    <w:rsid w:val="00CC1E73"/>
-    <w:pPr>
-      <w:spacing w:after="160" w:line="259" w:lineRule="auto"/>
-    </w:pPr>
-    <w:rPr>
-      <w:sz w:val="22"/>
-      <w:szCs w:val="22"/>
-      <w:lang w:val="en-AU" w:eastAsia="en-AU"/>
-    </w:rPr>
-  </w:style>
-  <w:style w:type="paragraph" w:customStyle="1" w:styleId="B2A8F6C6C43847BB9433791A353491CD">
-    <w:name w:val="B2A8F6C6C43847BB9433791A353491CD"/>
-    <w:rsid w:val="00CC1E73"/>
-    <w:pPr>
-      <w:spacing w:after="160" w:line="259" w:lineRule="auto"/>
-    </w:pPr>
-    <w:rPr>
-      <w:sz w:val="22"/>
-      <w:szCs w:val="22"/>
-      <w:lang w:val="en-AU" w:eastAsia="en-AU"/>
-    </w:rPr>
-  </w:style>
-  <w:style w:type="paragraph" w:customStyle="1" w:styleId="F2D1DE0B314842709C2FB779AAC2E589">
-    <w:name w:val="F2D1DE0B314842709C2FB779AAC2E589"/>
-    <w:rsid w:val="00CC1E73"/>
-    <w:pPr>
-      <w:spacing w:after="160" w:line="259" w:lineRule="auto"/>
-    </w:pPr>
-    <w:rPr>
-      <w:sz w:val="22"/>
-      <w:szCs w:val="22"/>
-      <w:lang w:val="en-AU" w:eastAsia="en-AU"/>
-    </w:rPr>
-  </w:style>
-  <w:style w:type="paragraph" w:customStyle="1" w:styleId="CCD0395333B946BC836AF2C2B38E5961">
-    <w:name w:val="CCD0395333B946BC836AF2C2B38E5961"/>
-    <w:rsid w:val="00CC1E73"/>
-    <w:pPr>
-      <w:spacing w:after="160" w:line="259" w:lineRule="auto"/>
-    </w:pPr>
-    <w:rPr>
-      <w:sz w:val="22"/>
-      <w:szCs w:val="22"/>
-      <w:lang w:val="en-AU" w:eastAsia="en-AU"/>
-    </w:rPr>
-  </w:style>
-  <w:style w:type="paragraph" w:customStyle="1" w:styleId="B48F9983805B46779E34BB33EBD07088">
-    <w:name w:val="B48F9983805B46779E34BB33EBD07088"/>
-    <w:rsid w:val="00CC1E73"/>
-    <w:pPr>
-      <w:spacing w:after="160" w:line="259" w:lineRule="auto"/>
-    </w:pPr>
-    <w:rPr>
-      <w:sz w:val="22"/>
-      <w:szCs w:val="22"/>
-      <w:lang w:val="en-AU" w:eastAsia="en-AU"/>
-    </w:rPr>
-  </w:style>
-  <w:style w:type="paragraph" w:customStyle="1" w:styleId="E8080CE94F544B21BD7F49B6658DB477">
-    <w:name w:val="E8080CE94F544B21BD7F49B6658DB477"/>
-    <w:rsid w:val="00CC1E73"/>
-    <w:pPr>
-      <w:spacing w:after="160" w:line="259" w:lineRule="auto"/>
-    </w:pPr>
-    <w:rPr>
-      <w:sz w:val="22"/>
-      <w:szCs w:val="22"/>
-      <w:lang w:val="en-AU" w:eastAsia="en-AU"/>
-    </w:rPr>
-  </w:style>
-  <w:style w:type="paragraph" w:customStyle="1" w:styleId="B7F3B15A850944D2B562F475970EF32E">
-    <w:name w:val="B7F3B15A850944D2B562F475970EF32E"/>
-    <w:rsid w:val="00CC1E73"/>
-    <w:pPr>
-      <w:spacing w:after="160" w:line="259" w:lineRule="auto"/>
-    </w:pPr>
-    <w:rPr>
-      <w:sz w:val="22"/>
-      <w:szCs w:val="22"/>
-      <w:lang w:val="en-AU" w:eastAsia="en-AU"/>
-    </w:rPr>
-  </w:style>
-  <w:style w:type="paragraph" w:customStyle="1" w:styleId="462477C5DF2B424ABB3FD5E4A6294B65">
-    <w:name w:val="462477C5DF2B424ABB3FD5E4A6294B65"/>
-    <w:rsid w:val="00CC1E73"/>
-    <w:pPr>
-      <w:spacing w:after="160" w:line="259" w:lineRule="auto"/>
-    </w:pPr>
-    <w:rPr>
-      <w:sz w:val="22"/>
-      <w:szCs w:val="22"/>
-      <w:lang w:val="en-AU" w:eastAsia="en-AU"/>
-    </w:rPr>
-  </w:style>
-  <w:style w:type="paragraph" w:customStyle="1" w:styleId="B6C594689AFD4114A644FE8774D96F13">
-    <w:name w:val="B6C594689AFD4114A644FE8774D96F13"/>
-    <w:rsid w:val="00CC1E73"/>
-    <w:pPr>
-      <w:spacing w:after="160" w:line="259" w:lineRule="auto"/>
-    </w:pPr>
-    <w:rPr>
-      <w:sz w:val="22"/>
-      <w:szCs w:val="22"/>
-      <w:lang w:val="en-AU" w:eastAsia="en-AU"/>
-    </w:rPr>
-  </w:style>
-  <w:style w:type="paragraph" w:customStyle="1" w:styleId="E6A06EB5AEF04498AB481930C0D4B0F4">
-    <w:name w:val="E6A06EB5AEF04498AB481930C0D4B0F4"/>
-    <w:rsid w:val="00CC1E73"/>
-    <w:pPr>
-      <w:spacing w:after="160" w:line="259" w:lineRule="auto"/>
-    </w:pPr>
-    <w:rPr>
-      <w:sz w:val="22"/>
-      <w:szCs w:val="22"/>
-      <w:lang w:val="en-AU" w:eastAsia="en-AU"/>
-    </w:rPr>
-  </w:style>
-  <w:style w:type="paragraph" w:customStyle="1" w:styleId="796E022E232E4C0D8770A106895C280F">
-    <w:name w:val="796E022E232E4C0D8770A106895C280F"/>
-    <w:rsid w:val="00CC1E73"/>
-    <w:pPr>
-      <w:spacing w:after="160" w:line="259" w:lineRule="auto"/>
-    </w:pPr>
-    <w:rPr>
-      <w:sz w:val="22"/>
-      <w:szCs w:val="22"/>
-      <w:lang w:val="en-AU" w:eastAsia="en-AU"/>
-    </w:rPr>
-  </w:style>
-  <w:style w:type="paragraph" w:customStyle="1" w:styleId="D160AA3702D549AEA579C95AE94C24AE">
-    <w:name w:val="D160AA3702D549AEA579C95AE94C24AE"/>
-    <w:rsid w:val="00CC1E73"/>
-    <w:pPr>
-      <w:spacing w:after="160" w:line="259" w:lineRule="auto"/>
-    </w:pPr>
-    <w:rPr>
-      <w:sz w:val="22"/>
-      <w:szCs w:val="22"/>
-      <w:lang w:val="en-AU" w:eastAsia="en-AU"/>
-    </w:rPr>
-  </w:style>
-  <w:style w:type="paragraph" w:customStyle="1" w:styleId="0AC33D7BE2644F4DA6A1736309ABC3E5">
-    <w:name w:val="0AC33D7BE2644F4DA6A1736309ABC3E5"/>
-    <w:rsid w:val="00CC1E73"/>
-    <w:pPr>
-      <w:spacing w:after="160" w:line="259" w:lineRule="auto"/>
-    </w:pPr>
-    <w:rPr>
-      <w:sz w:val="22"/>
-      <w:szCs w:val="22"/>
-      <w:lang w:val="en-AU" w:eastAsia="en-AU"/>
-    </w:rPr>
-  </w:style>
-  <w:style w:type="paragraph" w:customStyle="1" w:styleId="A4A515622960432C89700B35BA35AA40">
-    <w:name w:val="A4A515622960432C89700B35BA35AA40"/>
-    <w:rsid w:val="00CC1E73"/>
-    <w:pPr>
-      <w:spacing w:after="160" w:line="259" w:lineRule="auto"/>
-    </w:pPr>
-    <w:rPr>
-      <w:sz w:val="22"/>
-      <w:szCs w:val="22"/>
-      <w:lang w:val="en-AU" w:eastAsia="en-AU"/>
-    </w:rPr>
-  </w:style>
-  <w:style w:type="paragraph" w:customStyle="1" w:styleId="018BC8392ACF4B5FAE433749CE98224F">
-    <w:name w:val="018BC8392ACF4B5FAE433749CE98224F"/>
-    <w:rsid w:val="00CC1E73"/>
-    <w:pPr>
-      <w:spacing w:after="160" w:line="259" w:lineRule="auto"/>
-    </w:pPr>
-    <w:rPr>
-      <w:sz w:val="22"/>
-      <w:szCs w:val="22"/>
-      <w:lang w:val="en-AU" w:eastAsia="en-AU"/>
-    </w:rPr>
-  </w:style>
-  <w:style w:type="paragraph" w:customStyle="1" w:styleId="A6269DD7AB744BA7B703D7EA7A9195C8">
-    <w:name w:val="A6269DD7AB744BA7B703D7EA7A9195C8"/>
-    <w:rsid w:val="00CC1E73"/>
-    <w:pPr>
-      <w:spacing w:after="160" w:line="259" w:lineRule="auto"/>
-    </w:pPr>
-    <w:rPr>
-      <w:sz w:val="22"/>
-      <w:szCs w:val="22"/>
-      <w:lang w:val="en-AU" w:eastAsia="en-AU"/>
-    </w:rPr>
-  </w:style>
-  <w:style w:type="paragraph" w:customStyle="1" w:styleId="438C9433DFD744D6BDEC0CE36D5B62D0">
-    <w:name w:val="438C9433DFD744D6BDEC0CE36D5B62D0"/>
-    <w:rsid w:val="00CC1E73"/>
-    <w:pPr>
-      <w:spacing w:after="160" w:line="259" w:lineRule="auto"/>
-    </w:pPr>
-    <w:rPr>
-      <w:sz w:val="22"/>
-      <w:szCs w:val="22"/>
-      <w:lang w:val="en-AU" w:eastAsia="en-AU"/>
-    </w:rPr>
-  </w:style>
-  <w:style w:type="paragraph" w:customStyle="1" w:styleId="1D8DD486B30442B2820196CAD4C76B6F">
-    <w:name w:val="1D8DD486B30442B2820196CAD4C76B6F"/>
-    <w:rsid w:val="00CC1E73"/>
-    <w:pPr>
-      <w:spacing w:after="160" w:line="259" w:lineRule="auto"/>
-    </w:pPr>
-    <w:rPr>
-      <w:sz w:val="22"/>
-      <w:szCs w:val="22"/>
-      <w:lang w:val="en-AU" w:eastAsia="en-AU"/>
-    </w:rPr>
-  </w:style>
-  <w:style w:type="paragraph" w:customStyle="1" w:styleId="50EF69808D76421DBD292D80AAB488E4">
-    <w:name w:val="50EF69808D76421DBD292D80AAB488E4"/>
-    <w:rsid w:val="00CC1E73"/>
-    <w:pPr>
-      <w:spacing w:after="160" w:line="259" w:lineRule="auto"/>
-    </w:pPr>
-    <w:rPr>
-      <w:sz w:val="22"/>
-      <w:szCs w:val="22"/>
-      <w:lang w:val="en-AU" w:eastAsia="en-AU"/>
-    </w:rPr>
-  </w:style>
-  <w:style w:type="paragraph" w:customStyle="1" w:styleId="751E58762DBE49A4949C5CC681A6DB05">
-    <w:name w:val="751E58762DBE49A4949C5CC681A6DB05"/>
-    <w:rsid w:val="00CC1E73"/>
-    <w:pPr>
-      <w:spacing w:after="160" w:line="259" w:lineRule="auto"/>
-    </w:pPr>
-    <w:rPr>
-      <w:sz w:val="22"/>
-      <w:szCs w:val="22"/>
-      <w:lang w:val="en-AU" w:eastAsia="en-AU"/>
-    </w:rPr>
-  </w:style>
-  <w:style w:type="paragraph" w:customStyle="1" w:styleId="7369D46D2A1D4AB0A6DF6403BCB530B2">
-    <w:name w:val="7369D46D2A1D4AB0A6DF6403BCB530B2"/>
-    <w:rsid w:val="00CC1E73"/>
-    <w:pPr>
-      <w:spacing w:after="160" w:line="259" w:lineRule="auto"/>
-    </w:pPr>
-    <w:rPr>
-      <w:sz w:val="22"/>
-      <w:szCs w:val="22"/>
-      <w:lang w:val="en-AU" w:eastAsia="en-AU"/>
-    </w:rPr>
-  </w:style>
-  <w:style w:type="paragraph" w:customStyle="1" w:styleId="79765E647387441A85C6BCB123295A09">
-    <w:name w:val="79765E647387441A85C6BCB123295A09"/>
-    <w:rsid w:val="00CC1E73"/>
-    <w:pPr>
-      <w:spacing w:after="160" w:line="259" w:lineRule="auto"/>
-    </w:pPr>
-    <w:rPr>
-      <w:sz w:val="22"/>
-      <w:szCs w:val="22"/>
-      <w:lang w:val="en-AU" w:eastAsia="en-AU"/>
-    </w:rPr>
-  </w:style>
-  <w:style w:type="paragraph" w:customStyle="1" w:styleId="8043E6A126694FA59C6F5C0D016B2C66">
-    <w:name w:val="8043E6A126694FA59C6F5C0D016B2C66"/>
-    <w:rsid w:val="00CC1E73"/>
-    <w:pPr>
-      <w:spacing w:after="160" w:line="259" w:lineRule="auto"/>
-    </w:pPr>
-    <w:rPr>
-      <w:sz w:val="22"/>
-      <w:szCs w:val="22"/>
-      <w:lang w:val="en-AU" w:eastAsia="en-AU"/>
-    </w:rPr>
-  </w:style>
-  <w:style w:type="paragraph" w:customStyle="1" w:styleId="DDC130835CFD4E6283D568E1A109BA77">
-    <w:name w:val="DDC130835CFD4E6283D568E1A109BA77"/>
-    <w:rsid w:val="00CC1E73"/>
-    <w:pPr>
-      <w:spacing w:after="160" w:line="259" w:lineRule="auto"/>
-    </w:pPr>
-    <w:rPr>
-      <w:sz w:val="22"/>
-      <w:szCs w:val="22"/>
-      <w:lang w:val="en-AU" w:eastAsia="en-AU"/>
-    </w:rPr>
-  </w:style>
-  <w:style w:type="paragraph" w:customStyle="1" w:styleId="46EC5A82B9B8684FA9BDDCB47165BFFA1">
-    <w:name w:val="46EC5A82B9B8684FA9BDDCB47165BFFA1"/>
-    <w:rsid w:val="005C3EC8"/>
-    <w:pPr>
-      <w:spacing w:before="120" w:after="120" w:line="264" w:lineRule="auto"/>
-    </w:pPr>
-    <w:rPr>
-      <w:rFonts w:cs="Times New Roman (Body CS)"/>
-      <w:color w:val="0D0D0D" w:themeColor="text1" w:themeTint="F2"/>
-      <w:sz w:val="18"/>
-      <w:szCs w:val="20"/>
-      <w:lang w:eastAsia="ja-JP"/>
-    </w:rPr>
-  </w:style>
-  <w:style w:type="paragraph" w:customStyle="1" w:styleId="3A8F365E1DCD48709906F29107C42FC0">
-    <w:name w:val="3A8F365E1DCD48709906F29107C42FC0"/>
-    <w:rsid w:val="00CC1E73"/>
-    <w:pPr>
-      <w:spacing w:after="160" w:line="259" w:lineRule="auto"/>
-    </w:pPr>
-    <w:rPr>
-      <w:sz w:val="22"/>
-      <w:szCs w:val="22"/>
-      <w:lang w:val="en-AU" w:eastAsia="en-AU"/>
-    </w:rPr>
-  </w:style>
-  <w:style w:type="paragraph" w:customStyle="1" w:styleId="EF68F685E1B54723935057470569EF3C">
-    <w:name w:val="EF68F685E1B54723935057470569EF3C"/>
-    <w:rsid w:val="00CC1E73"/>
-    <w:pPr>
-      <w:spacing w:after="160" w:line="259" w:lineRule="auto"/>
-    </w:pPr>
-    <w:rPr>
-      <w:sz w:val="22"/>
-      <w:szCs w:val="22"/>
-      <w:lang w:val="en-AU" w:eastAsia="en-AU"/>
-    </w:rPr>
-  </w:style>
-  <w:style w:type="paragraph" w:customStyle="1" w:styleId="F53D91FA0DC447B89D3466403AA3640C">
-    <w:name w:val="F53D91FA0DC447B89D3466403AA3640C"/>
-    <w:rsid w:val="00CC1E73"/>
-    <w:pPr>
-      <w:spacing w:after="160" w:line="259" w:lineRule="auto"/>
-    </w:pPr>
-    <w:rPr>
-      <w:sz w:val="22"/>
-      <w:szCs w:val="22"/>
-      <w:lang w:val="en-AU" w:eastAsia="en-AU"/>
-    </w:rPr>
-  </w:style>
-  <w:style w:type="paragraph" w:customStyle="1" w:styleId="033C849F221D42FC9DD5AD945C5ABD98">
-    <w:name w:val="033C849F221D42FC9DD5AD945C5ABD98"/>
-    <w:rsid w:val="00CC1E73"/>
-    <w:pPr>
-      <w:spacing w:after="160" w:line="259" w:lineRule="auto"/>
-    </w:pPr>
-    <w:rPr>
-      <w:sz w:val="22"/>
-      <w:szCs w:val="22"/>
-      <w:lang w:val="en-AU" w:eastAsia="en-AU"/>
-    </w:rPr>
-  </w:style>
-  <w:style w:type="paragraph" w:customStyle="1" w:styleId="50142054FB0E481A805E2A533FC283C0">
-    <w:name w:val="50142054FB0E481A805E2A533FC283C0"/>
-    <w:rsid w:val="00CC1E73"/>
-    <w:pPr>
-      <w:spacing w:after="160" w:line="259" w:lineRule="auto"/>
-    </w:pPr>
-    <w:rPr>
-      <w:sz w:val="22"/>
-      <w:szCs w:val="22"/>
-      <w:lang w:val="en-AU" w:eastAsia="en-AU"/>
-    </w:rPr>
-  </w:style>
-  <w:style w:type="paragraph" w:customStyle="1" w:styleId="510F6F34F850467CA7A0B54AF6512AD0">
-    <w:name w:val="510F6F34F850467CA7A0B54AF6512AD0"/>
-    <w:rsid w:val="00CC1E73"/>
-    <w:pPr>
-      <w:spacing w:after="160" w:line="259" w:lineRule="auto"/>
-    </w:pPr>
-    <w:rPr>
-      <w:sz w:val="22"/>
-      <w:szCs w:val="22"/>
-      <w:lang w:val="en-AU" w:eastAsia="en-AU"/>
-    </w:rPr>
-  </w:style>
-  <w:style w:type="paragraph" w:customStyle="1" w:styleId="AE1AF87C157245CEB6F51BC1CA441D61">
-    <w:name w:val="AE1AF87C157245CEB6F51BC1CA441D61"/>
-    <w:rsid w:val="00CC1E73"/>
-    <w:pPr>
-      <w:spacing w:after="160" w:line="259" w:lineRule="auto"/>
-    </w:pPr>
-    <w:rPr>
-      <w:sz w:val="22"/>
-      <w:szCs w:val="22"/>
-      <w:lang w:val="en-AU" w:eastAsia="en-AU"/>
-    </w:rPr>
-  </w:style>
-  <w:style w:type="paragraph" w:customStyle="1" w:styleId="9E1A59C8578444FA9EAFA786FB495874">
-    <w:name w:val="9E1A59C8578444FA9EAFA786FB495874"/>
-    <w:rsid w:val="00CC1E73"/>
-    <w:pPr>
-      <w:spacing w:after="160" w:line="259" w:lineRule="auto"/>
-    </w:pPr>
-    <w:rPr>
-      <w:sz w:val="22"/>
-      <w:szCs w:val="22"/>
-      <w:lang w:val="en-AU" w:eastAsia="en-AU"/>
-    </w:rPr>
-  </w:style>
-  <w:style w:type="character" w:customStyle="1" w:styleId="Heading1Char">
-    <w:name w:val="Heading 1 Char"/>
-    <w:basedOn w:val="DefaultParagraphFont"/>
-    <w:link w:val="Heading1"/>
-    <w:uiPriority w:val="4"/>
-    <w:rsid w:val="005C3EC8"/>
-    <w:rPr>
-      <w:rFonts w:asciiTheme="majorHAnsi" w:eastAsiaTheme="majorEastAsia" w:hAnsiTheme="majorHAnsi" w:cs="Times New Roman (Headings CS)"/>
-      <w:b/>
-      <w:caps/>
-      <w:color w:val="7B7B7B" w:themeColor="accent3" w:themeShade="BF"/>
-      <w:spacing w:val="20"/>
-      <w:sz w:val="20"/>
-      <w:szCs w:val="30"/>
-      <w:lang w:eastAsia="ja-JP"/>
-    </w:rPr>
-  </w:style>
-  <w:style w:type="paragraph" w:customStyle="1" w:styleId="035CB455A4294B4686E969529BC8DDEC">
-    <w:name w:val="035CB455A4294B4686E969529BC8DDEC"/>
-    <w:rsid w:val="00D609B0"/>
-    <w:pPr>
-      <w:spacing w:after="160" w:line="259" w:lineRule="auto"/>
-    </w:pPr>
-    <w:rPr>
-      <w:sz w:val="22"/>
-      <w:szCs w:val="22"/>
-      <w:lang w:val="en-AU" w:eastAsia="en-AU"/>
-    </w:rPr>
-  </w:style>
-  <w:style w:type="paragraph" w:customStyle="1" w:styleId="B76B0AD2B6104EB6A997F9646DE06AC9">
-    <w:name w:val="B76B0AD2B6104EB6A997F9646DE06AC9"/>
-    <w:rsid w:val="00D609B0"/>
-    <w:pPr>
-      <w:spacing w:after="160" w:line="259" w:lineRule="auto"/>
-    </w:pPr>
-    <w:rPr>
-      <w:sz w:val="22"/>
-      <w:szCs w:val="22"/>
-      <w:lang w:val="en-AU" w:eastAsia="en-AU"/>
-    </w:rPr>
-  </w:style>
-  <w:style w:type="paragraph" w:customStyle="1" w:styleId="F1FC098792BD44C6871EA6114D6CF1F0">
-    <w:name w:val="F1FC098792BD44C6871EA6114D6CF1F0"/>
-    <w:rsid w:val="00D609B0"/>
-    <w:pPr>
-      <w:spacing w:after="160" w:line="259" w:lineRule="auto"/>
-    </w:pPr>
-    <w:rPr>
-      <w:sz w:val="22"/>
-      <w:szCs w:val="22"/>
-      <w:lang w:val="en-AU" w:eastAsia="en-AU"/>
-    </w:rPr>
-  </w:style>
-  <w:style w:type="paragraph" w:customStyle="1" w:styleId="CF9DE21E92AD483285ABCC159DC9F0D2">
-    <w:name w:val="CF9DE21E92AD483285ABCC159DC9F0D2"/>
-    <w:rsid w:val="00D609B0"/>
-    <w:pPr>
-      <w:spacing w:after="160" w:line="259" w:lineRule="auto"/>
-    </w:pPr>
-    <w:rPr>
-      <w:sz w:val="22"/>
-      <w:szCs w:val="22"/>
-      <w:lang w:val="en-AU" w:eastAsia="en-AU"/>
-    </w:rPr>
-  </w:style>
-  <w:style w:type="paragraph" w:customStyle="1" w:styleId="F08DAC2CA3DA4C46B4286971C82EF48D">
-    <w:name w:val="F08DAC2CA3DA4C46B4286971C82EF48D"/>
-    <w:rsid w:val="00D609B0"/>
-    <w:pPr>
-      <w:spacing w:after="160" w:line="259" w:lineRule="auto"/>
-    </w:pPr>
-    <w:rPr>
-      <w:sz w:val="22"/>
-      <w:szCs w:val="22"/>
-      <w:lang w:val="en-AU" w:eastAsia="en-AU"/>
-    </w:rPr>
-  </w:style>
-  <w:style w:type="paragraph" w:customStyle="1" w:styleId="DCB2BC7535947249B57FAC46A4A4E1493">
-    <w:name w:val="DCB2BC7535947249B57FAC46A4A4E1493"/>
-    <w:rsid w:val="00D609B0"/>
-    <w:pPr>
-      <w:spacing w:before="120" w:after="120" w:line="264" w:lineRule="auto"/>
-    </w:pPr>
-    <w:rPr>
-      <w:rFonts w:cs="Times New Roman (Body CS)"/>
-      <w:color w:val="0D0D0D" w:themeColor="text1" w:themeTint="F2"/>
-      <w:sz w:val="18"/>
-      <w:szCs w:val="20"/>
-      <w:lang w:eastAsia="ja-JP"/>
-    </w:rPr>
-  </w:style>
-  <w:style w:type="paragraph" w:customStyle="1" w:styleId="46EC5A82B9B8684FA9BDDCB47165BFFA3">
-    <w:name w:val="46EC5A82B9B8684FA9BDDCB47165BFFA3"/>
-    <w:rsid w:val="00D609B0"/>
-    <w:pPr>
-      <w:spacing w:before="120" w:after="120" w:line="264" w:lineRule="auto"/>
-    </w:pPr>
-    <w:rPr>
-      <w:rFonts w:cs="Times New Roman (Body CS)"/>
-      <w:color w:val="0D0D0D" w:themeColor="text1" w:themeTint="F2"/>
-      <w:sz w:val="18"/>
-      <w:szCs w:val="20"/>
-      <w:lang w:eastAsia="ja-JP"/>
-    </w:rPr>
-  </w:style>
-</w:styles>
-</file>
-
-<file path=word/glossary/webSettings.xml><?xml version="1.0" encoding="utf-8"?>
-<w:webSettings xmlns:mc="http://schemas.openxmlformats.org/markup-compatibility/2006" xmlns:r="http://schemas.openxmlformats.org/officeDocument/2006/relationships" xmlns:w="http://schemas.openxmlformats.org/wordprocessingml/2006/main" xmlns:w14="http://schemas.microsoft.com/office/word/2010/wordml" xmlns:w15="http://schemas.microsoft.com/office/word/2012/wordml" xmlns:w16cex="http://schemas.microsoft.com/office/word/2018/wordml/cex" xmlns:w16cid="http://schemas.microsoft.com/office/word/2016/wordml/cid" xmlns:w16="http://schemas.microsoft.com/office/word/2018/wordml" xmlns:w16sdtdh="http://schemas.microsoft.com/office/word/2020/wordml/sdtdatahash" xmlns:w16se="http://schemas.microsoft.com/office/word/2015/wordml/symex" mc:Ignorable="w14 w15 w16se w16cid w16 w16cex w16sdtdh">
-  <w:optimizeForBrowser/>
-  <w:allowPNG/>
-</w:webSettings>
-</file>
-
 <file path=word/theme/theme11.xml><?xml version="1.0" encoding="utf-8"?>
 <a:theme xmlns:a="http://schemas.openxmlformats.org/drawingml/2006/main" name="Office Theme">
   <a:themeElements>
@@ -6475,347 +3604,6 @@
 </a:theme>
 </file>
 
-<file path=customXml/item1.xml><?xml version="1.0" encoding="utf-8"?>
-<ct:contentTypeSchema xmlns:ct="http://schemas.microsoft.com/office/2006/metadata/contentType" xmlns:ma="http://schemas.microsoft.com/office/2006/metadata/properties/metaAttributes" ct:_="" ma:_="" ma:contentTypeName="Document" ma:contentTypeID="0x01010079F111ED35F8CC479449609E8A0923A6" ma:contentTypeVersion="26" ma:contentTypeDescription="Create a new document." ma:contentTypeScope="" ma:versionID="ac37c1753acd5e330d2062ccec26ea66">
-  <xsd:schema xmlns:xsd="http://www.w3.org/2001/XMLSchema" xmlns:xs="http://www.w3.org/2001/XMLSchema" xmlns:p="http://schemas.microsoft.com/office/2006/metadata/properties" xmlns:ns1="http://schemas.microsoft.com/sharepoint/v3" xmlns:ns2="71af3243-3dd4-4a8d-8c0d-dd76da1f02a5" xmlns:ns3="16c05727-aa75-4e4a-9b5f-8a80a1165891" xmlns:ns4="230e9df3-be65-4c73-a93b-d1236ebd677e" targetNamespace="http://schemas.microsoft.com/office/2006/metadata/properties" ma:root="true" ma:fieldsID="3b340c7101c92c5120abd06486f94548" ns1:_="" ns2:_="" ns3:_="" ns4:_="">
-    <xsd:import namespace="http://schemas.microsoft.com/sharepoint/v3"/>
-    <xsd:import namespace="71af3243-3dd4-4a8d-8c0d-dd76da1f02a5"/>
-    <xsd:import namespace="16c05727-aa75-4e4a-9b5f-8a80a1165891"/>
-    <xsd:import namespace="230e9df3-be65-4c73-a93b-d1236ebd677e"/>
-    <xsd:element name="properties">
-      <xsd:complexType>
-        <xsd:sequence>
-          <xsd:element name="documentManagement">
-            <xsd:complexType>
-              <xsd:all>
-                <xsd:element ref="ns2:Status" minOccurs="0"/>
-                <xsd:element ref="ns2:Image" minOccurs="0"/>
-                <xsd:element ref="ns2:MediaServiceMetadata" minOccurs="0"/>
-                <xsd:element ref="ns2:MediaServiceFastMetadata" minOccurs="0"/>
-                <xsd:element ref="ns2:MediaServiceOCR" minOccurs="0"/>
-                <xsd:element ref="ns2:MediaServiceAutoTags" minOccurs="0"/>
-                <xsd:element ref="ns2:MediaServiceEventHashCode" minOccurs="0"/>
-                <xsd:element ref="ns2:MediaServiceGenerationTime" minOccurs="0"/>
-                <xsd:element ref="ns3:SharedWithUsers" minOccurs="0"/>
-                <xsd:element ref="ns3:SharedWithDetails" minOccurs="0"/>
-                <xsd:element ref="ns2:MediaServiceAutoKeyPoints" minOccurs="0"/>
-                <xsd:element ref="ns2:MediaServiceKeyPoints" minOccurs="0"/>
-                <xsd:element ref="ns2:MediaServiceDateTaken" minOccurs="0"/>
-                <xsd:element ref="ns1:_ip_UnifiedCompliancePolicyProperties" minOccurs="0"/>
-                <xsd:element ref="ns1:_ip_UnifiedCompliancePolicyUIAction" minOccurs="0"/>
-                <xsd:element ref="ns4:TaxCatchAll" minOccurs="0"/>
-                <xsd:element ref="ns2:ImageTagsTaxHTField" minOccurs="0"/>
-                <xsd:element ref="ns2:MediaServiceLocation" minOccurs="0"/>
-                <xsd:element ref="ns2:MediaLengthInSeconds" minOccurs="0"/>
-                <xsd:element ref="ns2:Background" minOccurs="0"/>
-                <xsd:element ref="ns2:MediaServiceSearchProperties" minOccurs="0"/>
-                <xsd:element ref="ns2:MediaServiceDocTags" minOccurs="0"/>
-              </xsd:all>
-            </xsd:complexType>
-          </xsd:element>
-        </xsd:sequence>
-      </xsd:complexType>
-    </xsd:element>
-  </xsd:schema>
-  <xsd:schema xmlns:xsd="http://www.w3.org/2001/XMLSchema" xmlns:xs="http://www.w3.org/2001/XMLSchema" xmlns:dms="http://schemas.microsoft.com/office/2006/documentManagement/types" xmlns:pc="http://schemas.microsoft.com/office/infopath/2007/PartnerControls" targetNamespace="http://schemas.microsoft.com/sharepoint/v3" elementFormDefault="qualified">
-    <xsd:import namespace="http://schemas.microsoft.com/office/2006/documentManagement/types"/>
-    <xsd:import namespace="http://schemas.microsoft.com/office/infopath/2007/PartnerControls"/>
-    <xsd:element name="_ip_UnifiedCompliancePolicyProperties" ma:index="20" nillable="true" ma:displayName="Unified Compliance Policy Properties" ma:hidden="true" ma:internalName="_ip_UnifiedCompliancePolicyProperties" ma:readOnly="false">
-      <xsd:simpleType>
-        <xsd:restriction base="dms:Note"/>
-      </xsd:simpleType>
-    </xsd:element>
-    <xsd:element name="_ip_UnifiedCompliancePolicyUIAction" ma:index="21" nillable="true" ma:displayName="Unified Compliance Policy UI Action" ma:hidden="true" ma:internalName="_ip_UnifiedCompliancePolicyUIAction" ma:readOnly="false">
-      <xsd:simpleType>
-        <xsd:restriction base="dms:Text"/>
-      </xsd:simpleType>
-    </xsd:element>
-  </xsd:schema>
-  <xsd:schema xmlns:xsd="http://www.w3.org/2001/XMLSchema" xmlns:xs="http://www.w3.org/2001/XMLSchema" xmlns:dms="http://schemas.microsoft.com/office/2006/documentManagement/types" xmlns:pc="http://schemas.microsoft.com/office/infopath/2007/PartnerControls" targetNamespace="71af3243-3dd4-4a8d-8c0d-dd76da1f02a5" elementFormDefault="qualified">
-    <xsd:import namespace="http://schemas.microsoft.com/office/2006/documentManagement/types"/>
-    <xsd:import namespace="http://schemas.microsoft.com/office/infopath/2007/PartnerControls"/>
-    <xsd:element name="Status" ma:index="2" nillable="true" ma:displayName="Status" ma:default="Not started" ma:format="Dropdown" ma:internalName="Status" ma:readOnly="false">
-      <xsd:simpleType>
-        <xsd:restriction base="dms:Choice">
-          <xsd:enumeration value="Not started"/>
-          <xsd:enumeration value="In Progress"/>
-          <xsd:enumeration value="Completed"/>
-        </xsd:restriction>
-      </xsd:simpleType>
-    </xsd:element>
-    <xsd:element name="Image" ma:index="3" nillable="true" ma:displayName="Image" ma:format="Image" ma:internalName="Image" ma:readOnly="false">
-      <xsd:complexType>
-        <xsd:complexContent>
-          <xsd:extension base="dms:URL">
-            <xsd:sequence>
-              <xsd:element name="Url" type="dms:ValidUrl" minOccurs="0" nillable="true"/>
-              <xsd:element name="Description" type="xsd:string" nillable="true"/>
-            </xsd:sequence>
-          </xsd:extension>
-        </xsd:complexContent>
-      </xsd:complexType>
-    </xsd:element>
-    <xsd:element name="MediaServiceMetadata" ma:index="8" nillable="true" ma:displayName="MediaServiceMetadata" ma:hidden="true" ma:internalName="MediaServiceMetadata" ma:readOnly="true">
-      <xsd:simpleType>
-        <xsd:restriction base="dms:Note"/>
-      </xsd:simpleType>
-    </xsd:element>
-    <xsd:element name="MediaServiceFastMetadata" ma:index="9" nillable="true" ma:displayName="MediaServiceFastMetadata" ma:hidden="true" ma:internalName="MediaServiceFastMetadata" ma:readOnly="true">
-      <xsd:simpleType>
-        <xsd:restriction base="dms:Note"/>
-      </xsd:simpleType>
-    </xsd:element>
-    <xsd:element name="MediaServiceOCR" ma:index="10" nillable="true" ma:displayName="MediaServiceOCR" ma:hidden="true" ma:internalName="MediaServiceOCR" ma:readOnly="true">
-      <xsd:simpleType>
-        <xsd:restriction base="dms:Note"/>
-      </xsd:simpleType>
-    </xsd:element>
-    <xsd:element name="MediaServiceAutoTags" ma:index="11" nillable="true" ma:displayName="MediaServiceAutoTags" ma:hidden="true" ma:internalName="MediaServiceAutoTags" ma:readOnly="true">
-      <xsd:simpleType>
-        <xsd:restriction base="dms:Text"/>
-      </xsd:simpleType>
-    </xsd:element>
-    <xsd:element name="MediaServiceEventHashCode" ma:index="12" nillable="true" ma:displayName="MediaServiceEventHashCode" ma:hidden="true" ma:internalName="MediaServiceEventHashCode" ma:readOnly="true">
-      <xsd:simpleType>
-        <xsd:restriction base="dms:Text"/>
-      </xsd:simpleType>
-    </xsd:element>
-    <xsd:element name="MediaServiceGenerationTime" ma:index="13" nillable="true" ma:displayName="MediaServiceGenerationTime" ma:hidden="true" ma:internalName="MediaServiceGenerationTime" ma:readOnly="true">
-      <xsd:simpleType>
-        <xsd:restriction base="dms:Text"/>
-      </xsd:simpleType>
-    </xsd:element>
-    <xsd:element name="MediaServiceAutoKeyPoints" ma:index="16" nillable="true" ma:displayName="MediaServiceAutoKeyPoints" ma:hidden="true" ma:internalName="MediaServiceAutoKeyPoints" ma:readOnly="true">
-      <xsd:simpleType>
-        <xsd:restriction base="dms:Note"/>
-      </xsd:simpleType>
-    </xsd:element>
-    <xsd:element name="MediaServiceKeyPoints" ma:index="17" nillable="true" ma:displayName="KeyPoints" ma:hidden="true" ma:internalName="MediaServiceKeyPoints" ma:readOnly="false">
-      <xsd:simpleType>
-        <xsd:restriction base="dms:Note"/>
-      </xsd:simpleType>
-    </xsd:element>
-    <xsd:element name="MediaServiceDateTaken" ma:index="18" nillable="true" ma:displayName="MediaServiceDateTaken" ma:hidden="true" ma:internalName="MediaServiceDateTaken" ma:readOnly="true">
-      <xsd:simpleType>
-        <xsd:restriction base="dms:Text"/>
-      </xsd:simpleType>
-    </xsd:element>
-    <xsd:element name="ImageTagsTaxHTField" ma:index="25" nillable="true" ma:taxonomy="true" ma:internalName="ImageTagsTaxHTField" ma:taxonomyFieldName="MediaServiceImageTags" ma:displayName="Image Tags" ma:readOnly="false" ma:fieldId="{5cf76f15-5ced-4ddc-b409-7134ff3c332f}" ma:taxonomyMulti="true" ma:sspId="e385fb40-52d4-4fae-9c5b-3e8ff8a5878e" ma:termSetId="09814cd3-568e-fe90-9814-8d621ff8fb84" ma:anchorId="fba54fb3-c3e1-fe81-a776-ca4b69148c4d" ma:open="true" ma:isKeyword="false">
-      <xsd:complexType>
-        <xsd:sequence>
-          <xsd:element ref="pc:Terms" minOccurs="0" maxOccurs="1"/>
-        </xsd:sequence>
-      </xsd:complexType>
-    </xsd:element>
-    <xsd:element name="MediaServiceLocation" ma:index="26" nillable="true" ma:displayName="Location" ma:hidden="true" ma:internalName="MediaServiceLocation" ma:readOnly="true">
-      <xsd:simpleType>
-        <xsd:restriction base="dms:Text"/>
-      </xsd:simpleType>
-    </xsd:element>
-    <xsd:element name="MediaLengthInSeconds" ma:index="27" nillable="true" ma:displayName="MediaLengthInSeconds" ma:hidden="true" ma:internalName="MediaLengthInSeconds" ma:readOnly="true">
-      <xsd:simpleType>
-        <xsd:restriction base="dms:Unknown"/>
-      </xsd:simpleType>
-    </xsd:element>
-    <xsd:element name="Background" ma:index="28" nillable="true" ma:displayName="Background" ma:default="0" ma:format="Dropdown" ma:internalName="Background">
-      <xsd:simpleType>
-        <xsd:restriction base="dms:Boolean"/>
-      </xsd:simpleType>
-    </xsd:element>
-    <xsd:element name="MediaServiceSearchProperties" ma:index="29" nillable="true" ma:displayName="MediaServiceSearchProperties" ma:hidden="true" ma:internalName="MediaServiceSearchProperties" ma:readOnly="true">
-      <xsd:simpleType>
-        <xsd:restriction base="dms:Note"/>
-      </xsd:simpleType>
-    </xsd:element>
-    <xsd:element name="MediaServiceDocTags" ma:index="30" nillable="true" ma:displayName="MediaServiceDocTags" ma:hidden="true" ma:internalName="MediaServiceDocTags" ma:readOnly="true">
-      <xsd:simpleType>
-        <xsd:restriction base="dms:Note"/>
-      </xsd:simpleType>
-    </xsd:element>
-  </xsd:schema>
-  <xsd:schema xmlns:xsd="http://www.w3.org/2001/XMLSchema" xmlns:xs="http://www.w3.org/2001/XMLSchema" xmlns:dms="http://schemas.microsoft.com/office/2006/documentManagement/types" xmlns:pc="http://schemas.microsoft.com/office/infopath/2007/PartnerControls" targetNamespace="16c05727-aa75-4e4a-9b5f-8a80a1165891" elementFormDefault="qualified">
-    <xsd:import namespace="http://schemas.microsoft.com/office/2006/documentManagement/types"/>
-    <xsd:import namespace="http://schemas.microsoft.com/office/infopath/2007/PartnerControls"/>
-    <xsd:element name="SharedWithUsers" ma:index="14" nillable="true" ma:displayName="Shared With" ma:hidden="true" ma:internalName="SharedWithUsers" ma:readOnly="true">
-      <xsd:complexType>
-        <xsd:complexContent>
-          <xsd:extension base="dms:UserMulti">
-            <xsd:sequence>
-              <xsd:element name="UserInfo" minOccurs="0" maxOccurs="unbounded">
-                <xsd:complexType>
-                  <xsd:sequence>
-                    <xsd:element name="DisplayName" type="xsd:string" minOccurs="0"/>
-                    <xsd:element name="AccountId" type="dms:UserId" minOccurs="0" nillable="true"/>
-                    <xsd:element name="AccountType" type="xsd:string" minOccurs="0"/>
-                  </xsd:sequence>
-                </xsd:complexType>
-              </xsd:element>
-            </xsd:sequence>
-          </xsd:extension>
-        </xsd:complexContent>
-      </xsd:complexType>
-    </xsd:element>
-    <xsd:element name="SharedWithDetails" ma:index="15" nillable="true" ma:displayName="Shared With Details" ma:hidden="true" ma:internalName="SharedWithDetails" ma:readOnly="true">
-      <xsd:simpleType>
-        <xsd:restriction base="dms:Note"/>
-      </xsd:simpleType>
-    </xsd:element>
-  </xsd:schema>
-  <xsd:schema xmlns:xsd="http://www.w3.org/2001/XMLSchema" xmlns:xs="http://www.w3.org/2001/XMLSchema" xmlns:dms="http://schemas.microsoft.com/office/2006/documentManagement/types" xmlns:pc="http://schemas.microsoft.com/office/infopath/2007/PartnerControls" targetNamespace="230e9df3-be65-4c73-a93b-d1236ebd677e" elementFormDefault="qualified">
-    <xsd:import namespace="http://schemas.microsoft.com/office/2006/documentManagement/types"/>
-    <xsd:import namespace="http://schemas.microsoft.com/office/infopath/2007/PartnerControls"/>
-    <xsd:element name="TaxCatchAll" ma:index="23" nillable="true" ma:displayName="Taxonomy Catch All Column" ma:hidden="true" ma:list="{3f6bfcbc-3db3-4ae6-bd76-326f0798ad28}" ma:internalName="TaxCatchAll" ma:readOnly="false" ma:showField="CatchAllData" ma:web="16c05727-aa75-4e4a-9b5f-8a80a1165891">
-      <xsd:complexType>
-        <xsd:complexContent>
-          <xsd:extension base="dms:MultiChoiceLookup">
-            <xsd:sequence>
-              <xsd:element name="Value" type="dms:Lookup" maxOccurs="unbounded" minOccurs="0" nillable="true"/>
-            </xsd:sequence>
-          </xsd:extension>
-        </xsd:complexContent>
-      </xsd:complexType>
-    </xsd:element>
-  </xsd:schema>
-  <xsd:schema xmlns="http://schemas.openxmlformats.org/package/2006/metadata/core-properties" xmlns:xsd="http://www.w3.org/2001/XMLSchema" xmlns:xsi="http://www.w3.org/2001/XMLSchema-instance" xmlns:dc="http://purl.org/dc/elements/1.1/" xmlns:dcterms="http://purl.org/dc/terms/" xmlns:odoc="http://schemas.microsoft.com/internal/obd" targetNamespace="http://schemas.openxmlformats.org/package/2006/metadata/core-properties" elementFormDefault="qualified" attributeFormDefault="unqualified" blockDefault="#all">
-    <xsd:import namespace="http://purl.org/dc/elements/1.1/" schemaLocation="http://dublincore.org/schemas/xmls/qdc/2003/04/02/dc.xsd"/>
-    <xsd:import namespace="http://purl.org/dc/terms/" schemaLocation="http://dublincore.org/schemas/xmls/qdc/2003/04/02/dcterms.xsd"/>
-    <xsd:element name="coreProperties" type="CT_coreProperties"/>
-    <xsd:complexType name="CT_coreProperties">
-      <xsd:all>
-        <xsd:element ref="dc:creator" minOccurs="0" maxOccurs="1"/>
-        <xsd:element ref="dcterms:created" minOccurs="0" maxOccurs="1"/>
-        <xsd:element ref="dc:identifier" minOccurs="0" maxOccurs="1"/>
-        <xsd:element name="contentType" minOccurs="0" maxOccurs="1" type="xsd:string" ma:displayName="Content Type"/>
-        <xsd:element ref="dc:title" minOccurs="0" maxOccurs="1" ma:index="1" ma:displayName="Title"/>
-        <xsd:element ref="dc:subject" minOccurs="0" maxOccurs="1"/>
-        <xsd:element ref="dc:description" minOccurs="0" maxOccurs="1"/>
-        <xsd:element name="keywords" minOccurs="0" maxOccurs="1" type="xsd:string"/>
-        <xsd:element ref="dc:language" minOccurs="0" maxOccurs="1"/>
-        <xsd:element name="category" minOccurs="0" maxOccurs="1" type="xsd:string"/>
-        <xsd:element name="version" minOccurs="0" maxOccurs="1" type="xsd:string"/>
-        <xsd:element name="revision" minOccurs="0" maxOccurs="1" type="xsd:string">
-          <xsd:annotation>
-            <xsd:documentation>
-                        This value indicates the number of saves or revisions. The application is responsible for updating this value after each revision.
-                    </xsd:documentation>
-          </xsd:annotation>
-        </xsd:element>
-        <xsd:element name="lastModifiedBy" minOccurs="0" maxOccurs="1" type="xsd:string"/>
-        <xsd:element ref="dcterms:modified" minOccurs="0" maxOccurs="1"/>
-        <xsd:element name="contentStatus" minOccurs="0" maxOccurs="1" type="xsd:string"/>
-      </xsd:all>
-    </xsd:complexType>
-  </xsd:schema>
-  <xs:schema xmlns:pc="http://schemas.microsoft.com/office/infopath/2007/PartnerControls" xmlns:xs="http://www.w3.org/2001/XMLSchema" targetNamespace="http://schemas.microsoft.com/office/infopath/2007/PartnerControls" elementFormDefault="qualified" attributeFormDefault="unqualified">
-    <xs:element name="Person">
-      <xs:complexType>
-        <xs:sequence>
-          <xs:element ref="pc:DisplayName" minOccurs="0"/>
-          <xs:element ref="pc:AccountId" minOccurs="0"/>
-          <xs:element ref="pc:AccountType" minOccurs="0"/>
-        </xs:sequence>
-      </xs:complexType>
-    </xs:element>
-    <xs:element name="DisplayName" type="xs:string"/>
-    <xs:element name="AccountId" type="xs:string"/>
-    <xs:element name="AccountType" type="xs:string"/>
-    <xs:element name="BDCAssociatedEntity">
-      <xs:complexType>
-        <xs:sequence>
-          <xs:element ref="pc:BDCEntity" minOccurs="0" maxOccurs="unbounded"/>
-        </xs:sequence>
-        <xs:attribute ref="pc:EntityNamespace"/>
-        <xs:attribute ref="pc:EntityName"/>
-        <xs:attribute ref="pc:SystemInstanceName"/>
-        <xs:attribute ref="pc:AssociationName"/>
-      </xs:complexType>
-    </xs:element>
-    <xs:attribute name="EntityNamespace" type="xs:string"/>
-    <xs:attribute name="EntityName" type="xs:string"/>
-    <xs:attribute name="SystemInstanceName" type="xs:string"/>
-    <xs:attribute name="AssociationName" type="xs:string"/>
-    <xs:element name="BDCEntity">
-      <xs:complexType>
-        <xs:sequence>
-          <xs:element ref="pc:EntityDisplayName" minOccurs="0"/>
-          <xs:element ref="pc:EntityInstanceReference" minOccurs="0"/>
-          <xs:element ref="pc:EntityId1" minOccurs="0"/>
-          <xs:element ref="pc:EntityId2" minOccurs="0"/>
-          <xs:element ref="pc:EntityId3" minOccurs="0"/>
-          <xs:element ref="pc:EntityId4" minOccurs="0"/>
-          <xs:element ref="pc:EntityId5" minOccurs="0"/>
-        </xs:sequence>
-      </xs:complexType>
-    </xs:element>
-    <xs:element name="EntityDisplayName" type="xs:string"/>
-    <xs:element name="EntityInstanceReference" type="xs:string"/>
-    <xs:element name="EntityId1" type="xs:string"/>
-    <xs:element name="EntityId2" type="xs:string"/>
-    <xs:element name="EntityId3" type="xs:string"/>
-    <xs:element name="EntityId4" type="xs:string"/>
-    <xs:element name="EntityId5" type="xs:string"/>
-    <xs:element name="Terms">
-      <xs:complexType>
-        <xs:sequence>
-          <xs:element ref="pc:TermInfo" minOccurs="0" maxOccurs="unbounded"/>
-        </xs:sequence>
-      </xs:complexType>
-    </xs:element>
-    <xs:element name="TermInfo">
-      <xs:complexType>
-        <xs:sequence>
-          <xs:element ref="pc:TermName" minOccurs="0"/>
-          <xs:element ref="pc:TermId" minOccurs="0"/>
-        </xs:sequence>
-      </xs:complexType>
-    </xs:element>
-    <xs:element name="TermName" type="xs:string"/>
-    <xs:element name="TermId" type="xs:string"/>
-  </xs:schema>
-</ct:contentTypeSchema>
-</file>
-
-<file path=customXml/item23.xml><?xml version="1.0" encoding="utf-8"?>
-<?mso-contentType ?>
-<FormTemplates xmlns="http://schemas.microsoft.com/sharepoint/v3/contenttype/forms">
-  <Display>DocumentLibraryForm</Display>
-  <Edit>DocumentLibraryForm</Edit>
-  <New>DocumentLibraryForm</New>
-</FormTemplates>
-</file>
-
-<file path=customXml/item32.xml><?xml version="1.0" encoding="utf-8"?>
-<p:properties xmlns:p="http://schemas.microsoft.com/office/2006/metadata/properties" xmlns:xsi="http://www.w3.org/2001/XMLSchema-instance" xmlns:pc="http://schemas.microsoft.com/office/infopath/2007/PartnerControls">
-  <documentManagement>
-    <_ip_UnifiedCompliancePolicyUIAction xmlns="http://schemas.microsoft.com/sharepoint/v3" xsi:nil="true"/>
-    <Image xmlns="71af3243-3dd4-4a8d-8c0d-dd76da1f02a5">
-      <Url xsi:nil="true"/>
-      <Description xsi:nil="true"/>
-    </Image>
-    <Status xmlns="71af3243-3dd4-4a8d-8c0d-dd76da1f02a5">Not started</Status>
-    <Background xmlns="71af3243-3dd4-4a8d-8c0d-dd76da1f02a5">false</Background>
-    <_ip_UnifiedCompliancePolicyProperties xmlns="http://schemas.microsoft.com/sharepoint/v3" xsi:nil="true"/>
-    <ImageTagsTaxHTField xmlns="71af3243-3dd4-4a8d-8c0d-dd76da1f02a5">
-      <Terms xmlns="http://schemas.microsoft.com/office/infopath/2007/PartnerControls"/>
-    </ImageTagsTaxHTField>
-    <TaxCatchAll xmlns="230e9df3-be65-4c73-a93b-d1236ebd677e" xsi:nil="true"/>
-    <MediaServiceKeyPoints xmlns="71af3243-3dd4-4a8d-8c0d-dd76da1f02a5" xsi:nil="true"/>
-  </documentManagement>
-</p:properties>
-</file>
-
-<file path=customXml/itemProps11.xml><?xml version="1.0" encoding="utf-8"?>
-<ds:datastoreItem xmlns:ds="http://schemas.openxmlformats.org/officeDocument/2006/customXml" ds:itemID="{994D39D6-8333-46D4-BF99-211E1BA56F5F}"/>
-</file>
-
-<file path=customXml/itemProps23.xml><?xml version="1.0" encoding="utf-8"?>
-<ds:datastoreItem xmlns:ds="http://schemas.openxmlformats.org/officeDocument/2006/customXml" ds:itemID="{9EA8FA5E-050B-4BCF-8838-E00519C88696}"/>
-</file>
-
-<file path=customXml/itemProps32.xml><?xml version="1.0" encoding="utf-8"?>
-<ds:datastoreItem xmlns:ds="http://schemas.openxmlformats.org/officeDocument/2006/customXml" ds:itemID="{C4270209-8536-4F96-B7C9-F27FA1E789ED}"/>
-</file>
-
 <file path=docMetadata/LabelInfo.xml><?xml version="1.0" encoding="utf-8"?>
 <clbl:labelList xmlns:clbl="http://schemas.microsoft.com/office/2020/mipLabelMetadata"/>
 </file>